--- a/Knowledge/3-Work knowledge/1-Software Engineering/1-Software Engineering Fundamentals/5-My Source/3-World Wide Web, Web Browser, Web Interface and url.docx
+++ b/Knowledge/3-Work knowledge/1-Software Engineering/1-Software Engineering Fundamentals/5-My Source/3-World Wide Web, Web Browser, Web Interface and url.docx
@@ -4,58 +4,31 @@
   <w:body>
     <w:p>
       <w:pPr>
-        <w:keepNext/>
-        <w:keepLines/>
-        <w:spacing w:before="360" w:after="80" w:line="276" w:lineRule="auto"/>
-        <w:outlineLvl w:val="0"/>
-        <w:rPr>
-          <w:rFonts w:asciiTheme="majorHAnsi" w:eastAsiaTheme="majorEastAsia" w:hAnsiTheme="majorHAnsi" w:cstheme="majorBidi"/>
-          <w:color w:val="2F5496" w:themeColor="accent1" w:themeShade="BF"/>
-          <w:kern w:val="0"/>
-          <w:sz w:val="40"/>
-          <w:szCs w:val="40"/>
-          <w:lang w:val="en"/>
-          <w14:ligatures w14:val="none"/>
+        <w:pStyle w:val="Heading1"/>
+        <w:rPr>
+          <w:lang w:val="en"/>
         </w:rPr>
       </w:pPr>
       <w:bookmarkStart w:id="0" w:name="_xkoi8k8tqr20" w:colFirst="0" w:colLast="0"/>
       <w:bookmarkEnd w:id="0"/>
       <w:r>
         <w:rPr>
-          <w:rFonts w:asciiTheme="majorHAnsi" w:eastAsiaTheme="majorEastAsia" w:hAnsiTheme="majorHAnsi" w:cstheme="majorBidi"/>
-          <w:color w:val="2F5496" w:themeColor="accent1" w:themeShade="BF"/>
-          <w:kern w:val="0"/>
-          <w:sz w:val="40"/>
-          <w:szCs w:val="40"/>
-          <w:lang w:val="en"/>
-          <w14:ligatures w14:val="none"/>
+          <w:lang w:val="en"/>
         </w:rPr>
         <w:t>1-World Wide Web</w:t>
       </w:r>
     </w:p>
     <w:p>
       <w:pPr>
-        <w:spacing w:before="280" w:after="80" w:line="276" w:lineRule="auto"/>
-        <w:outlineLvl w:val="1"/>
-        <w:rPr>
-          <w:rFonts w:asciiTheme="majorHAnsi" w:eastAsiaTheme="majorEastAsia" w:hAnsiTheme="majorHAnsi" w:cstheme="majorBidi"/>
-          <w:color w:val="2F5496" w:themeColor="accent1" w:themeShade="BF"/>
-          <w:kern w:val="0"/>
-          <w:sz w:val="32"/>
-          <w:szCs w:val="32"/>
-          <w:lang w:val="en"/>
-          <w14:ligatures w14:val="none"/>
-        </w:rPr>
-      </w:pPr>
-      <w:r>
-        <w:rPr>
-          <w:rFonts w:ascii="Arial Unicode MS" w:eastAsia="Arial Unicode MS" w:hAnsi="Arial Unicode MS" w:cs="Arial Unicode MS"/>
-          <w:color w:val="2F5496" w:themeColor="accent1" w:themeShade="BF"/>
-          <w:kern w:val="0"/>
-          <w:sz w:val="32"/>
-          <w:szCs w:val="32"/>
-          <w:lang w:val="en"/>
-          <w14:ligatures w14:val="none"/>
+        <w:pStyle w:val="Heading2"/>
+        <w:rPr>
+          <w:lang w:val="en"/>
+        </w:rPr>
+      </w:pPr>
+      <w:r>
+        <w:rPr>
+          <w:rFonts w:eastAsia="Arial Unicode MS"/>
+          <w:lang w:val="en"/>
         </w:rPr>
         <w:t>What is a World Wide Web?</w:t>
       </w:r>
@@ -99,19 +72,35 @@
         </w:rPr>
         <w:t xml:space="preserve">: </w:t>
       </w:r>
-      <w:r>
-        <w:rPr>
-          <w:rFonts w:ascii="Arial" w:eastAsia="Arial" w:hAnsi="Arial" w:cs="Arial"/>
-          <w:b/>
-          <w:color w:val="000000"/>
-          <w:kern w:val="0"/>
-          <w:sz w:val="22"/>
-          <w:szCs w:val="22"/>
-          <w:highlight w:val="darkGray"/>
-          <w:lang w:val="en"/>
-          <w14:ligatures w14:val="none"/>
-        </w:rPr>
-        <w:t>Chatgpt (GPT</w:t>
+      <w:proofErr w:type="spellStart"/>
+      <w:r>
+        <w:rPr>
+          <w:rFonts w:ascii="Arial" w:eastAsia="Arial" w:hAnsi="Arial" w:cs="Arial"/>
+          <w:b/>
+          <w:color w:val="000000"/>
+          <w:kern w:val="0"/>
+          <w:sz w:val="22"/>
+          <w:szCs w:val="22"/>
+          <w:highlight w:val="darkGray"/>
+          <w:lang w:val="en"/>
+          <w14:ligatures w14:val="none"/>
+        </w:rPr>
+        <w:t>Chatgpt</w:t>
+      </w:r>
+      <w:proofErr w:type="spellEnd"/>
+      <w:r>
+        <w:rPr>
+          <w:rFonts w:ascii="Arial" w:eastAsia="Arial" w:hAnsi="Arial" w:cs="Arial"/>
+          <w:b/>
+          <w:color w:val="000000"/>
+          <w:kern w:val="0"/>
+          <w:sz w:val="22"/>
+          <w:szCs w:val="22"/>
+          <w:highlight w:val="darkGray"/>
+          <w:lang w:val="en"/>
+          <w14:ligatures w14:val="none"/>
+        </w:rPr>
+        <w:t xml:space="preserve"> (GPT</w:t>
       </w:r>
       <w:r>
         <w:rPr>
@@ -224,29 +213,16 @@
     </w:p>
     <w:p>
       <w:pPr>
-        <w:spacing w:before="280" w:after="80" w:line="276" w:lineRule="auto"/>
-        <w:outlineLvl w:val="1"/>
-        <w:rPr>
-          <w:rFonts w:asciiTheme="majorHAnsi" w:eastAsiaTheme="majorEastAsia" w:hAnsiTheme="majorHAnsi" w:cstheme="majorBidi"/>
-          <w:color w:val="2F5496" w:themeColor="accent1" w:themeShade="BF"/>
-          <w:kern w:val="0"/>
-          <w:sz w:val="32"/>
-          <w:szCs w:val="32"/>
-          <w:lang w:val="en"/>
-          <w14:ligatures w14:val="none"/>
+        <w:pStyle w:val="Heading2"/>
+        <w:rPr>
+          <w:lang w:val="en"/>
         </w:rPr>
       </w:pPr>
       <w:bookmarkStart w:id="1" w:name="_7lwg6nevnjvg" w:colFirst="0" w:colLast="0"/>
       <w:bookmarkEnd w:id="1"/>
       <w:r>
         <w:rPr>
-          <w:rFonts w:asciiTheme="majorHAnsi" w:eastAsiaTheme="majorEastAsia" w:hAnsiTheme="majorHAnsi" w:cstheme="majorBidi"/>
-          <w:color w:val="2F5496" w:themeColor="accent1" w:themeShade="BF"/>
-          <w:kern w:val="0"/>
-          <w:sz w:val="32"/>
-          <w:szCs w:val="32"/>
-          <w:lang w:val="en"/>
-          <w14:ligatures w14:val="none"/>
+          <w:lang w:val="en"/>
         </w:rPr>
         <w:t>Simple Explanation:</w:t>
       </w:r>
@@ -290,19 +266,35 @@
         </w:rPr>
         <w:t xml:space="preserve">: </w:t>
       </w:r>
-      <w:r>
-        <w:rPr>
-          <w:rFonts w:ascii="Arial" w:eastAsia="Arial" w:hAnsi="Arial" w:cs="Arial"/>
-          <w:b/>
-          <w:color w:val="000000"/>
-          <w:kern w:val="0"/>
-          <w:sz w:val="22"/>
-          <w:szCs w:val="22"/>
-          <w:highlight w:val="darkGray"/>
-          <w:lang w:val="en"/>
-          <w14:ligatures w14:val="none"/>
-        </w:rPr>
-        <w:t>Chatgpt (GPT</w:t>
+      <w:proofErr w:type="spellStart"/>
+      <w:r>
+        <w:rPr>
+          <w:rFonts w:ascii="Arial" w:eastAsia="Arial" w:hAnsi="Arial" w:cs="Arial"/>
+          <w:b/>
+          <w:color w:val="000000"/>
+          <w:kern w:val="0"/>
+          <w:sz w:val="22"/>
+          <w:szCs w:val="22"/>
+          <w:highlight w:val="darkGray"/>
+          <w:lang w:val="en"/>
+          <w14:ligatures w14:val="none"/>
+        </w:rPr>
+        <w:t>Chatgpt</w:t>
+      </w:r>
+      <w:proofErr w:type="spellEnd"/>
+      <w:r>
+        <w:rPr>
+          <w:rFonts w:ascii="Arial" w:eastAsia="Arial" w:hAnsi="Arial" w:cs="Arial"/>
+          <w:b/>
+          <w:color w:val="000000"/>
+          <w:kern w:val="0"/>
+          <w:sz w:val="22"/>
+          <w:szCs w:val="22"/>
+          <w:highlight w:val="darkGray"/>
+          <w:lang w:val="en"/>
+          <w14:ligatures w14:val="none"/>
+        </w:rPr>
+        <w:t xml:space="preserve"> (GPT</w:t>
       </w:r>
       <w:r>
         <w:rPr>
@@ -403,29 +395,16 @@
     </w:p>
     <w:p>
       <w:pPr>
-        <w:spacing w:before="280" w:after="80" w:line="276" w:lineRule="auto"/>
-        <w:outlineLvl w:val="1"/>
-        <w:rPr>
-          <w:rFonts w:asciiTheme="majorHAnsi" w:eastAsiaTheme="majorEastAsia" w:hAnsiTheme="majorHAnsi" w:cstheme="majorBidi"/>
-          <w:color w:val="2F5496" w:themeColor="accent1" w:themeShade="BF"/>
-          <w:kern w:val="0"/>
-          <w:sz w:val="32"/>
-          <w:szCs w:val="32"/>
-          <w:lang w:val="en"/>
-          <w14:ligatures w14:val="none"/>
+        <w:pStyle w:val="Heading2"/>
+        <w:rPr>
+          <w:lang w:val="en"/>
         </w:rPr>
       </w:pPr>
       <w:bookmarkStart w:id="2" w:name="_kphxh5t8x0vs" w:colFirst="0" w:colLast="0"/>
       <w:bookmarkEnd w:id="2"/>
       <w:r>
         <w:rPr>
-          <w:rFonts w:asciiTheme="majorHAnsi" w:eastAsiaTheme="majorEastAsia" w:hAnsiTheme="majorHAnsi" w:cstheme="majorBidi"/>
-          <w:color w:val="2F5496" w:themeColor="accent1" w:themeShade="BF"/>
-          <w:kern w:val="0"/>
-          <w:sz w:val="32"/>
-          <w:szCs w:val="32"/>
-          <w:lang w:val="en"/>
-          <w14:ligatures w14:val="none"/>
+          <w:lang w:val="en"/>
         </w:rPr>
         <w:t>How It Works:</w:t>
       </w:r>
@@ -469,19 +448,35 @@
         </w:rPr>
         <w:t xml:space="preserve">: </w:t>
       </w:r>
-      <w:r>
-        <w:rPr>
-          <w:rFonts w:ascii="Arial" w:eastAsia="Arial" w:hAnsi="Arial" w:cs="Arial"/>
-          <w:b/>
-          <w:color w:val="000000"/>
-          <w:kern w:val="0"/>
-          <w:sz w:val="22"/>
-          <w:szCs w:val="22"/>
-          <w:highlight w:val="darkGray"/>
-          <w:lang w:val="en"/>
-          <w14:ligatures w14:val="none"/>
-        </w:rPr>
-        <w:t>Chatgpt (GPT</w:t>
+      <w:proofErr w:type="spellStart"/>
+      <w:r>
+        <w:rPr>
+          <w:rFonts w:ascii="Arial" w:eastAsia="Arial" w:hAnsi="Arial" w:cs="Arial"/>
+          <w:b/>
+          <w:color w:val="000000"/>
+          <w:kern w:val="0"/>
+          <w:sz w:val="22"/>
+          <w:szCs w:val="22"/>
+          <w:highlight w:val="darkGray"/>
+          <w:lang w:val="en"/>
+          <w14:ligatures w14:val="none"/>
+        </w:rPr>
+        <w:t>Chatgpt</w:t>
+      </w:r>
+      <w:proofErr w:type="spellEnd"/>
+      <w:r>
+        <w:rPr>
+          <w:rFonts w:ascii="Arial" w:eastAsia="Arial" w:hAnsi="Arial" w:cs="Arial"/>
+          <w:b/>
+          <w:color w:val="000000"/>
+          <w:kern w:val="0"/>
+          <w:sz w:val="22"/>
+          <w:szCs w:val="22"/>
+          <w:highlight w:val="darkGray"/>
+          <w:lang w:val="en"/>
+          <w14:ligatures w14:val="none"/>
+        </w:rPr>
+        <w:t xml:space="preserve"> (GPT</w:t>
       </w:r>
       <w:r>
         <w:rPr>
@@ -676,7 +671,29 @@
           <w:lang w:val="en"/>
           <w14:ligatures w14:val="none"/>
         </w:rPr>
-        <w:t xml:space="preserve"> (HyperText Markup Language).</w:t>
+        <w:t xml:space="preserve"> (</w:t>
+      </w:r>
+      <w:proofErr w:type="spellStart"/>
+      <w:r>
+        <w:rPr>
+          <w:rFonts w:ascii="Roboto Mono" w:eastAsia="Roboto Mono" w:hAnsi="Roboto Mono" w:cs="Arial"/>
+          <w:kern w:val="0"/>
+          <w:szCs w:val="22"/>
+          <w:lang w:val="en"/>
+          <w14:ligatures w14:val="none"/>
+        </w:rPr>
+        <w:t>HyperText</w:t>
+      </w:r>
+      <w:proofErr w:type="spellEnd"/>
+      <w:r>
+        <w:rPr>
+          <w:rFonts w:ascii="Roboto Mono" w:eastAsia="Roboto Mono" w:hAnsi="Roboto Mono" w:cs="Arial"/>
+          <w:kern w:val="0"/>
+          <w:szCs w:val="22"/>
+          <w:lang w:val="en"/>
+          <w14:ligatures w14:val="none"/>
+        </w:rPr>
+        <w:t xml:space="preserve"> Markup Language).</w:t>
       </w:r>
       <w:r>
         <w:rPr>
@@ -718,29 +735,16 @@
     </w:p>
     <w:p>
       <w:pPr>
-        <w:spacing w:before="280" w:after="80" w:line="276" w:lineRule="auto"/>
-        <w:outlineLvl w:val="1"/>
-        <w:rPr>
-          <w:rFonts w:asciiTheme="majorHAnsi" w:eastAsiaTheme="majorEastAsia" w:hAnsiTheme="majorHAnsi" w:cstheme="majorBidi"/>
-          <w:color w:val="2F5496" w:themeColor="accent1" w:themeShade="BF"/>
-          <w:kern w:val="0"/>
-          <w:sz w:val="32"/>
-          <w:szCs w:val="32"/>
-          <w:lang w:val="en"/>
-          <w14:ligatures w14:val="none"/>
+        <w:pStyle w:val="Heading2"/>
+        <w:rPr>
+          <w:lang w:val="en"/>
         </w:rPr>
       </w:pPr>
       <w:bookmarkStart w:id="3" w:name="_tpccrqhlk0wl" w:colFirst="0" w:colLast="0"/>
       <w:bookmarkEnd w:id="3"/>
       <w:r>
         <w:rPr>
-          <w:rFonts w:asciiTheme="majorHAnsi" w:eastAsiaTheme="majorEastAsia" w:hAnsiTheme="majorHAnsi" w:cstheme="majorBidi"/>
-          <w:color w:val="2F5496" w:themeColor="accent1" w:themeShade="BF"/>
-          <w:kern w:val="0"/>
-          <w:sz w:val="32"/>
-          <w:szCs w:val="32"/>
-          <w:lang w:val="en"/>
-          <w14:ligatures w14:val="none"/>
+          <w:lang w:val="en"/>
         </w:rPr>
         <w:t>Examples of Web Resources</w:t>
       </w:r>
@@ -787,19 +791,35 @@
         </w:rPr>
         <w:t xml:space="preserve">: </w:t>
       </w:r>
-      <w:r>
-        <w:rPr>
-          <w:rFonts w:ascii="Arial" w:eastAsia="Arial" w:hAnsi="Arial" w:cs="Arial"/>
-          <w:b/>
-          <w:color w:val="000000"/>
-          <w:kern w:val="0"/>
-          <w:sz w:val="22"/>
-          <w:szCs w:val="22"/>
-          <w:highlight w:val="darkGray"/>
-          <w:lang w:val="en"/>
-          <w14:ligatures w14:val="none"/>
-        </w:rPr>
-        <w:t>Chatgpt (GPT</w:t>
+      <w:proofErr w:type="spellStart"/>
+      <w:r>
+        <w:rPr>
+          <w:rFonts w:ascii="Arial" w:eastAsia="Arial" w:hAnsi="Arial" w:cs="Arial"/>
+          <w:b/>
+          <w:color w:val="000000"/>
+          <w:kern w:val="0"/>
+          <w:sz w:val="22"/>
+          <w:szCs w:val="22"/>
+          <w:highlight w:val="darkGray"/>
+          <w:lang w:val="en"/>
+          <w14:ligatures w14:val="none"/>
+        </w:rPr>
+        <w:t>Chatgpt</w:t>
+      </w:r>
+      <w:proofErr w:type="spellEnd"/>
+      <w:r>
+        <w:rPr>
+          <w:rFonts w:ascii="Arial" w:eastAsia="Arial" w:hAnsi="Arial" w:cs="Arial"/>
+          <w:b/>
+          <w:color w:val="000000"/>
+          <w:kern w:val="0"/>
+          <w:sz w:val="22"/>
+          <w:szCs w:val="22"/>
+          <w:highlight w:val="darkGray"/>
+          <w:lang w:val="en"/>
+          <w14:ligatures w14:val="none"/>
+        </w:rPr>
+        <w:t xml:space="preserve"> (GPT</w:t>
       </w:r>
       <w:r>
         <w:rPr>
@@ -850,6 +870,7 @@
           <w:lang w:val="en"/>
           <w14:ligatures w14:val="none"/>
         </w:rPr>
+        <w:lastRenderedPageBreak/>
         <w:t xml:space="preserve">Web </w:t>
       </w:r>
       <w:r>
@@ -1454,73 +1475,41 @@
     </w:p>
     <w:p>
       <w:pPr>
-        <w:keepNext/>
-        <w:keepLines/>
-        <w:spacing w:before="160" w:after="80" w:line="276" w:lineRule="auto"/>
-        <w:outlineLvl w:val="1"/>
-        <w:rPr>
-          <w:rFonts w:asciiTheme="majorHAnsi" w:eastAsiaTheme="majorEastAsia" w:hAnsiTheme="majorHAnsi" w:cstheme="majorBidi"/>
+        <w:pStyle w:val="Heading2"/>
+        <w:rPr>
           <w:b/>
           <w:bCs/>
-          <w:color w:val="2F5496" w:themeColor="accent1" w:themeShade="BF"/>
-          <w:kern w:val="0"/>
-          <w:sz w:val="32"/>
-          <w:szCs w:val="32"/>
-          <w:lang w:val="en"/>
-          <w14:ligatures w14:val="none"/>
+          <w:lang w:val="en"/>
         </w:rPr>
       </w:pPr>
       <w:bookmarkStart w:id="4" w:name="_7qsyyap16eos" w:colFirst="0" w:colLast="0"/>
       <w:bookmarkEnd w:id="4"/>
       <w:r>
         <w:rPr>
-          <w:rFonts w:asciiTheme="majorHAnsi" w:eastAsiaTheme="majorEastAsia" w:hAnsiTheme="majorHAnsi" w:cstheme="majorBidi"/>
-          <w:color w:val="2F5496" w:themeColor="accent1" w:themeShade="BF"/>
-          <w:kern w:val="0"/>
-          <w:sz w:val="32"/>
-          <w:szCs w:val="32"/>
-          <w:lang w:val="en"/>
-          <w14:ligatures w14:val="none"/>
-        </w:rPr>
+          <w:lang w:val="en"/>
+        </w:rPr>
+        <w:lastRenderedPageBreak/>
         <w:t xml:space="preserve">Difference Between </w:t>
       </w:r>
       <w:r>
         <w:rPr>
-          <w:rFonts w:asciiTheme="majorHAnsi" w:eastAsiaTheme="majorEastAsia" w:hAnsiTheme="majorHAnsi" w:cstheme="majorBidi"/>
           <w:b/>
           <w:bCs/>
-          <w:color w:val="2F5496" w:themeColor="accent1" w:themeShade="BF"/>
-          <w:kern w:val="0"/>
-          <w:sz w:val="32"/>
-          <w:szCs w:val="32"/>
-          <w:lang w:val="en"/>
-          <w14:ligatures w14:val="none"/>
+          <w:lang w:val="en"/>
         </w:rPr>
         <w:t>Internet</w:t>
       </w:r>
       <w:r>
         <w:rPr>
-          <w:rFonts w:asciiTheme="majorHAnsi" w:eastAsiaTheme="majorEastAsia" w:hAnsiTheme="majorHAnsi" w:cstheme="majorBidi"/>
-          <w:color w:val="2F5496" w:themeColor="accent1" w:themeShade="BF"/>
-          <w:kern w:val="0"/>
-          <w:sz w:val="32"/>
-          <w:szCs w:val="32"/>
-          <w:lang w:val="en"/>
-          <w14:ligatures w14:val="none"/>
+          <w:lang w:val="en"/>
         </w:rPr>
         <w:t xml:space="preserve"> and </w:t>
       </w:r>
       <w:r>
         <w:rPr>
-          <w:rFonts w:asciiTheme="majorHAnsi" w:eastAsiaTheme="majorEastAsia" w:hAnsiTheme="majorHAnsi" w:cstheme="majorBidi"/>
           <w:b/>
           <w:bCs/>
-          <w:color w:val="2F5496" w:themeColor="accent1" w:themeShade="BF"/>
-          <w:kern w:val="0"/>
-          <w:sz w:val="32"/>
-          <w:szCs w:val="32"/>
-          <w:lang w:val="en"/>
-          <w14:ligatures w14:val="none"/>
+          <w:lang w:val="en"/>
         </w:rPr>
         <w:t>Web</w:t>
       </w:r>
@@ -1564,19 +1553,35 @@
         </w:rPr>
         <w:t xml:space="preserve">: </w:t>
       </w:r>
-      <w:r>
-        <w:rPr>
-          <w:rFonts w:ascii="Arial" w:eastAsia="Arial" w:hAnsi="Arial" w:cs="Arial"/>
-          <w:b/>
-          <w:color w:val="000000"/>
-          <w:kern w:val="0"/>
-          <w:sz w:val="22"/>
-          <w:szCs w:val="22"/>
-          <w:highlight w:val="darkGray"/>
-          <w:lang w:val="en"/>
-          <w14:ligatures w14:val="none"/>
-        </w:rPr>
-        <w:t>Chatgpt (GPT</w:t>
+      <w:proofErr w:type="spellStart"/>
+      <w:r>
+        <w:rPr>
+          <w:rFonts w:ascii="Arial" w:eastAsia="Arial" w:hAnsi="Arial" w:cs="Arial"/>
+          <w:b/>
+          <w:color w:val="000000"/>
+          <w:kern w:val="0"/>
+          <w:sz w:val="22"/>
+          <w:szCs w:val="22"/>
+          <w:highlight w:val="darkGray"/>
+          <w:lang w:val="en"/>
+          <w14:ligatures w14:val="none"/>
+        </w:rPr>
+        <w:t>Chatgpt</w:t>
+      </w:r>
+      <w:proofErr w:type="spellEnd"/>
+      <w:r>
+        <w:rPr>
+          <w:rFonts w:ascii="Arial" w:eastAsia="Arial" w:hAnsi="Arial" w:cs="Arial"/>
+          <w:b/>
+          <w:color w:val="000000"/>
+          <w:kern w:val="0"/>
+          <w:sz w:val="22"/>
+          <w:szCs w:val="22"/>
+          <w:highlight w:val="darkGray"/>
+          <w:lang w:val="en"/>
+          <w14:ligatures w14:val="none"/>
+        </w:rPr>
+        <w:t xml:space="preserve"> (GPT</w:t>
       </w:r>
       <w:r>
         <w:rPr>
@@ -1987,31 +1992,16 @@
     </w:tbl>
     <w:p>
       <w:pPr>
-        <w:keepNext/>
-        <w:keepLines/>
-        <w:spacing w:before="160" w:after="80" w:line="276" w:lineRule="auto"/>
-        <w:outlineLvl w:val="1"/>
-        <w:rPr>
-          <w:rFonts w:asciiTheme="majorHAnsi" w:eastAsiaTheme="majorEastAsia" w:hAnsiTheme="majorHAnsi" w:cstheme="majorBidi"/>
-          <w:color w:val="2F5496" w:themeColor="accent1" w:themeShade="BF"/>
-          <w:kern w:val="0"/>
-          <w:sz w:val="32"/>
-          <w:szCs w:val="32"/>
-          <w:lang w:val="en"/>
-          <w14:ligatures w14:val="none"/>
+        <w:pStyle w:val="Heading2"/>
+        <w:rPr>
+          <w:lang w:val="en"/>
         </w:rPr>
       </w:pPr>
       <w:bookmarkStart w:id="5" w:name="_apf90b6rg6au" w:colFirst="0" w:colLast="0"/>
       <w:bookmarkEnd w:id="5"/>
       <w:r>
         <w:rPr>
-          <w:rFonts w:asciiTheme="majorHAnsi" w:eastAsiaTheme="majorEastAsia" w:hAnsiTheme="majorHAnsi" w:cstheme="majorBidi"/>
-          <w:color w:val="2F5496" w:themeColor="accent1" w:themeShade="BF"/>
-          <w:kern w:val="0"/>
-          <w:sz w:val="32"/>
-          <w:szCs w:val="32"/>
-          <w:lang w:val="en"/>
-          <w14:ligatures w14:val="none"/>
+          <w:lang w:val="en"/>
         </w:rPr>
         <w:t>Examples of Web Content</w:t>
       </w:r>
@@ -2055,19 +2045,35 @@
         </w:rPr>
         <w:t xml:space="preserve">: </w:t>
       </w:r>
-      <w:r>
-        <w:rPr>
-          <w:rFonts w:ascii="Arial" w:eastAsia="Arial" w:hAnsi="Arial" w:cs="Arial"/>
-          <w:b/>
-          <w:color w:val="000000"/>
-          <w:kern w:val="0"/>
-          <w:sz w:val="22"/>
-          <w:szCs w:val="22"/>
-          <w:highlight w:val="darkGray"/>
-          <w:lang w:val="en"/>
-          <w14:ligatures w14:val="none"/>
-        </w:rPr>
-        <w:t>Chatgpt (GPT</w:t>
+      <w:proofErr w:type="spellStart"/>
+      <w:r>
+        <w:rPr>
+          <w:rFonts w:ascii="Arial" w:eastAsia="Arial" w:hAnsi="Arial" w:cs="Arial"/>
+          <w:b/>
+          <w:color w:val="000000"/>
+          <w:kern w:val="0"/>
+          <w:sz w:val="22"/>
+          <w:szCs w:val="22"/>
+          <w:highlight w:val="darkGray"/>
+          <w:lang w:val="en"/>
+          <w14:ligatures w14:val="none"/>
+        </w:rPr>
+        <w:t>Chatgpt</w:t>
+      </w:r>
+      <w:proofErr w:type="spellEnd"/>
+      <w:r>
+        <w:rPr>
+          <w:rFonts w:ascii="Arial" w:eastAsia="Arial" w:hAnsi="Arial" w:cs="Arial"/>
+          <w:b/>
+          <w:color w:val="000000"/>
+          <w:kern w:val="0"/>
+          <w:sz w:val="22"/>
+          <w:szCs w:val="22"/>
+          <w:highlight w:val="darkGray"/>
+          <w:lang w:val="en"/>
+          <w14:ligatures w14:val="none"/>
+        </w:rPr>
+        <w:t xml:space="preserve"> (GPT</w:t>
       </w:r>
       <w:r>
         <w:rPr>
@@ -2248,31 +2254,16 @@
     </w:p>
     <w:p>
       <w:pPr>
-        <w:keepNext/>
-        <w:keepLines/>
-        <w:spacing w:before="160" w:after="80" w:line="276" w:lineRule="auto"/>
-        <w:outlineLvl w:val="1"/>
-        <w:rPr>
-          <w:rFonts w:asciiTheme="majorHAnsi" w:eastAsiaTheme="majorEastAsia" w:hAnsiTheme="majorHAnsi" w:cstheme="majorBidi"/>
-          <w:color w:val="2F5496" w:themeColor="accent1" w:themeShade="BF"/>
-          <w:kern w:val="0"/>
-          <w:sz w:val="32"/>
-          <w:szCs w:val="32"/>
-          <w:lang w:val="en"/>
-          <w14:ligatures w14:val="none"/>
+        <w:pStyle w:val="Heading2"/>
+        <w:rPr>
+          <w:lang w:val="en"/>
         </w:rPr>
       </w:pPr>
       <w:bookmarkStart w:id="6" w:name="_1my59tg61700" w:colFirst="0" w:colLast="0"/>
       <w:bookmarkEnd w:id="6"/>
       <w:r>
         <w:rPr>
-          <w:rFonts w:asciiTheme="majorHAnsi" w:eastAsiaTheme="majorEastAsia" w:hAnsiTheme="majorHAnsi" w:cstheme="majorBidi"/>
-          <w:color w:val="2F5496" w:themeColor="accent1" w:themeShade="BF"/>
-          <w:kern w:val="0"/>
-          <w:sz w:val="32"/>
-          <w:szCs w:val="32"/>
-          <w:lang w:val="en"/>
-          <w14:ligatures w14:val="none"/>
+          <w:lang w:val="en"/>
         </w:rPr>
         <w:t>Summary</w:t>
       </w:r>
@@ -2316,19 +2307,35 @@
         </w:rPr>
         <w:t xml:space="preserve">: </w:t>
       </w:r>
-      <w:r>
-        <w:rPr>
-          <w:rFonts w:ascii="Arial" w:eastAsia="Arial" w:hAnsi="Arial" w:cs="Arial"/>
-          <w:b/>
-          <w:color w:val="000000"/>
-          <w:kern w:val="0"/>
-          <w:sz w:val="22"/>
-          <w:szCs w:val="22"/>
-          <w:highlight w:val="darkGray"/>
-          <w:lang w:val="en"/>
-          <w14:ligatures w14:val="none"/>
-        </w:rPr>
-        <w:t>Chatgpt (GPT</w:t>
+      <w:proofErr w:type="spellStart"/>
+      <w:r>
+        <w:rPr>
+          <w:rFonts w:ascii="Arial" w:eastAsia="Arial" w:hAnsi="Arial" w:cs="Arial"/>
+          <w:b/>
+          <w:color w:val="000000"/>
+          <w:kern w:val="0"/>
+          <w:sz w:val="22"/>
+          <w:szCs w:val="22"/>
+          <w:highlight w:val="darkGray"/>
+          <w:lang w:val="en"/>
+          <w14:ligatures w14:val="none"/>
+        </w:rPr>
+        <w:t>Chatgpt</w:t>
+      </w:r>
+      <w:proofErr w:type="spellEnd"/>
+      <w:r>
+        <w:rPr>
+          <w:rFonts w:ascii="Arial" w:eastAsia="Arial" w:hAnsi="Arial" w:cs="Arial"/>
+          <w:b/>
+          <w:color w:val="000000"/>
+          <w:kern w:val="0"/>
+          <w:sz w:val="22"/>
+          <w:szCs w:val="22"/>
+          <w:highlight w:val="darkGray"/>
+          <w:lang w:val="en"/>
+          <w14:ligatures w14:val="none"/>
+        </w:rPr>
+        <w:t xml:space="preserve"> (GPT</w:t>
       </w:r>
       <w:r>
         <w:rPr>
@@ -2480,47 +2487,26 @@
     </w:p>
     <w:p>
       <w:pPr>
-        <w:keepNext/>
-        <w:keepLines/>
-        <w:spacing w:before="360" w:after="80" w:line="276" w:lineRule="auto"/>
-        <w:outlineLvl w:val="0"/>
-        <w:rPr>
-          <w:rFonts w:asciiTheme="majorHAnsi" w:eastAsiaTheme="majorEastAsia" w:hAnsiTheme="majorHAnsi" w:cstheme="majorBidi"/>
-          <w:color w:val="2F5496" w:themeColor="accent1" w:themeShade="BF"/>
-          <w:kern w:val="0"/>
-          <w:sz w:val="40"/>
-          <w:szCs w:val="40"/>
-          <w:lang w:val="en"/>
-          <w14:ligatures w14:val="none"/>
+        <w:pStyle w:val="Heading1"/>
+        <w:rPr>
+          <w:lang w:val="en"/>
         </w:rPr>
       </w:pPr>
       <w:bookmarkStart w:id="7" w:name="_y56kcijj5fnl" w:colFirst="0" w:colLast="0"/>
       <w:bookmarkEnd w:id="7"/>
       <w:r>
         <w:rPr>
-          <w:rFonts w:asciiTheme="majorHAnsi" w:eastAsiaTheme="majorEastAsia" w:hAnsiTheme="majorHAnsi" w:cstheme="majorBidi"/>
-          <w:color w:val="2F5496" w:themeColor="accent1" w:themeShade="BF"/>
-          <w:kern w:val="0"/>
-          <w:sz w:val="40"/>
-          <w:szCs w:val="40"/>
-          <w:lang w:val="en"/>
-          <w14:ligatures w14:val="none"/>
-        </w:rPr>
+          <w:lang w:val="en"/>
+        </w:rPr>
+        <w:lastRenderedPageBreak/>
         <w:t>2-Web Browser</w:t>
       </w:r>
     </w:p>
     <w:p>
       <w:pPr>
-        <w:spacing w:before="280" w:after="80" w:line="276" w:lineRule="auto"/>
-        <w:outlineLvl w:val="1"/>
-        <w:rPr>
-          <w:rFonts w:asciiTheme="majorHAnsi" w:eastAsiaTheme="majorEastAsia" w:hAnsiTheme="majorHAnsi" w:cstheme="majorBidi"/>
-          <w:color w:val="2F5496" w:themeColor="accent1" w:themeShade="BF"/>
-          <w:kern w:val="0"/>
-          <w:sz w:val="32"/>
-          <w:szCs w:val="32"/>
-          <w:lang w:val="en"/>
-          <w14:ligatures w14:val="none"/>
+        <w:pStyle w:val="Heading2"/>
+        <w:rPr>
+          <w:lang w:val="en"/>
         </w:rPr>
       </w:pPr>
       <w:bookmarkStart w:id="8" w:name="_mnwwtycnwtwo" w:colFirst="0" w:colLast="0"/>
@@ -2528,24 +2514,14 @@
       <w:r>
         <w:rPr>
           <w:rFonts w:ascii="Segoe UI Emoji" w:eastAsia="Arial Unicode MS" w:hAnsi="Segoe UI Emoji" w:cs="Segoe UI Emoji"/>
-          <w:color w:val="2F5496" w:themeColor="accent1" w:themeShade="BF"/>
-          <w:kern w:val="0"/>
-          <w:sz w:val="32"/>
-          <w:szCs w:val="32"/>
-          <w:lang w:val="en"/>
-          <w14:ligatures w14:val="none"/>
+          <w:lang w:val="en"/>
         </w:rPr>
         <w:t>✅</w:t>
       </w:r>
       <w:r>
         <w:rPr>
-          <w:rFonts w:ascii="Arial Unicode MS" w:eastAsia="Arial Unicode MS" w:hAnsi="Arial Unicode MS" w:cs="Arial Unicode MS"/>
-          <w:color w:val="2F5496" w:themeColor="accent1" w:themeShade="BF"/>
-          <w:kern w:val="0"/>
-          <w:sz w:val="32"/>
-          <w:szCs w:val="32"/>
-          <w:lang w:val="en"/>
-          <w14:ligatures w14:val="none"/>
+          <w:rFonts w:eastAsia="Arial Unicode MS"/>
+          <w:lang w:val="en"/>
         </w:rPr>
         <w:t xml:space="preserve"> What is a Web Browser?</w:t>
       </w:r>
@@ -2589,19 +2565,35 @@
         </w:rPr>
         <w:t xml:space="preserve">: </w:t>
       </w:r>
-      <w:r>
-        <w:rPr>
-          <w:rFonts w:ascii="Arial" w:eastAsia="Arial" w:hAnsi="Arial" w:cs="Arial"/>
-          <w:b/>
-          <w:color w:val="000000"/>
-          <w:kern w:val="0"/>
-          <w:sz w:val="22"/>
-          <w:szCs w:val="22"/>
-          <w:highlight w:val="darkGray"/>
-          <w:lang w:val="en"/>
-          <w14:ligatures w14:val="none"/>
-        </w:rPr>
-        <w:t>Chatgpt (GPT</w:t>
+      <w:proofErr w:type="spellStart"/>
+      <w:r>
+        <w:rPr>
+          <w:rFonts w:ascii="Arial" w:eastAsia="Arial" w:hAnsi="Arial" w:cs="Arial"/>
+          <w:b/>
+          <w:color w:val="000000"/>
+          <w:kern w:val="0"/>
+          <w:sz w:val="22"/>
+          <w:szCs w:val="22"/>
+          <w:highlight w:val="darkGray"/>
+          <w:lang w:val="en"/>
+          <w14:ligatures w14:val="none"/>
+        </w:rPr>
+        <w:t>Chatgpt</w:t>
+      </w:r>
+      <w:proofErr w:type="spellEnd"/>
+      <w:r>
+        <w:rPr>
+          <w:rFonts w:ascii="Arial" w:eastAsia="Arial" w:hAnsi="Arial" w:cs="Arial"/>
+          <w:b/>
+          <w:color w:val="000000"/>
+          <w:kern w:val="0"/>
+          <w:sz w:val="22"/>
+          <w:szCs w:val="22"/>
+          <w:highlight w:val="darkGray"/>
+          <w:lang w:val="en"/>
+          <w14:ligatures w14:val="none"/>
+        </w:rPr>
+        <w:t xml:space="preserve"> (GPT</w:t>
       </w:r>
       <w:r>
         <w:rPr>
@@ -2772,41 +2764,23 @@
     </w:p>
     <w:p>
       <w:pPr>
-        <w:spacing w:before="280" w:after="80" w:line="276" w:lineRule="auto"/>
-        <w:outlineLvl w:val="1"/>
-        <w:rPr>
-          <w:rFonts w:asciiTheme="majorHAnsi" w:eastAsiaTheme="majorEastAsia" w:hAnsiTheme="majorHAnsi" w:cstheme="majorBidi"/>
-          <w:color w:val="2F5496" w:themeColor="accent1" w:themeShade="BF"/>
-          <w:kern w:val="0"/>
-          <w:sz w:val="32"/>
-          <w:szCs w:val="32"/>
-          <w:lang w:val="en"/>
-          <w14:ligatures w14:val="none"/>
+        <w:pStyle w:val="Heading2"/>
+        <w:rPr>
+          <w:lang w:val="en"/>
         </w:rPr>
       </w:pPr>
       <w:bookmarkStart w:id="9" w:name="_xykz4vrbws7k" w:colFirst="0" w:colLast="0"/>
       <w:bookmarkEnd w:id="9"/>
       <w:r>
         <w:rPr>
-          <w:rFonts w:ascii="Segoe UI Emoji" w:eastAsiaTheme="majorEastAsia" w:hAnsi="Segoe UI Emoji" w:cs="Segoe UI Emoji"/>
-          <w:color w:val="2F5496" w:themeColor="accent1" w:themeShade="BF"/>
-          <w:kern w:val="0"/>
-          <w:sz w:val="32"/>
-          <w:szCs w:val="32"/>
-          <w:lang w:val="en"/>
-          <w14:ligatures w14:val="none"/>
+          <w:rFonts w:ascii="Segoe UI Emoji" w:hAnsi="Segoe UI Emoji" w:cs="Segoe UI Emoji"/>
+          <w:lang w:val="en"/>
         </w:rPr>
         <w:t>🧠</w:t>
       </w:r>
       <w:r>
         <w:rPr>
-          <w:rFonts w:asciiTheme="majorHAnsi" w:eastAsiaTheme="majorEastAsia" w:hAnsiTheme="majorHAnsi" w:cstheme="majorBidi"/>
-          <w:color w:val="2F5496" w:themeColor="accent1" w:themeShade="BF"/>
-          <w:kern w:val="0"/>
-          <w:sz w:val="32"/>
-          <w:szCs w:val="32"/>
-          <w:lang w:val="en"/>
-          <w14:ligatures w14:val="none"/>
+          <w:lang w:val="en"/>
         </w:rPr>
         <w:t xml:space="preserve"> Think of it like:</w:t>
       </w:r>
@@ -2850,19 +2824,35 @@
         </w:rPr>
         <w:t xml:space="preserve">: </w:t>
       </w:r>
-      <w:r>
-        <w:rPr>
-          <w:rFonts w:ascii="Arial" w:eastAsia="Arial" w:hAnsi="Arial" w:cs="Arial"/>
-          <w:b/>
-          <w:color w:val="000000"/>
-          <w:kern w:val="0"/>
-          <w:sz w:val="22"/>
-          <w:szCs w:val="22"/>
-          <w:highlight w:val="darkGray"/>
-          <w:lang w:val="en"/>
-          <w14:ligatures w14:val="none"/>
-        </w:rPr>
-        <w:t>Chatgpt (GPT</w:t>
+      <w:proofErr w:type="spellStart"/>
+      <w:r>
+        <w:rPr>
+          <w:rFonts w:ascii="Arial" w:eastAsia="Arial" w:hAnsi="Arial" w:cs="Arial"/>
+          <w:b/>
+          <w:color w:val="000000"/>
+          <w:kern w:val="0"/>
+          <w:sz w:val="22"/>
+          <w:szCs w:val="22"/>
+          <w:highlight w:val="darkGray"/>
+          <w:lang w:val="en"/>
+          <w14:ligatures w14:val="none"/>
+        </w:rPr>
+        <w:t>Chatgpt</w:t>
+      </w:r>
+      <w:proofErr w:type="spellEnd"/>
+      <w:r>
+        <w:rPr>
+          <w:rFonts w:ascii="Arial" w:eastAsia="Arial" w:hAnsi="Arial" w:cs="Arial"/>
+          <w:b/>
+          <w:color w:val="000000"/>
+          <w:kern w:val="0"/>
+          <w:sz w:val="22"/>
+          <w:szCs w:val="22"/>
+          <w:highlight w:val="darkGray"/>
+          <w:lang w:val="en"/>
+          <w14:ligatures w14:val="none"/>
+        </w:rPr>
+        <w:t xml:space="preserve"> (GPT</w:t>
       </w:r>
       <w:r>
         <w:rPr>
@@ -2965,41 +2955,23 @@
     </w:p>
     <w:p>
       <w:pPr>
-        <w:spacing w:before="280" w:after="80" w:line="276" w:lineRule="auto"/>
-        <w:outlineLvl w:val="1"/>
-        <w:rPr>
-          <w:rFonts w:asciiTheme="majorHAnsi" w:eastAsiaTheme="majorEastAsia" w:hAnsiTheme="majorHAnsi" w:cstheme="majorBidi"/>
-          <w:color w:val="2F5496" w:themeColor="accent1" w:themeShade="BF"/>
-          <w:kern w:val="0"/>
-          <w:sz w:val="32"/>
-          <w:szCs w:val="32"/>
-          <w:lang w:val="en"/>
-          <w14:ligatures w14:val="none"/>
+        <w:pStyle w:val="Heading2"/>
+        <w:rPr>
+          <w:lang w:val="en"/>
         </w:rPr>
       </w:pPr>
       <w:bookmarkStart w:id="10" w:name="_tsjf3odfoee0" w:colFirst="0" w:colLast="0"/>
       <w:bookmarkEnd w:id="10"/>
       <w:r>
         <w:rPr>
-          <w:rFonts w:ascii="Segoe UI Emoji" w:eastAsiaTheme="majorEastAsia" w:hAnsi="Segoe UI Emoji" w:cs="Segoe UI Emoji"/>
-          <w:color w:val="2F5496" w:themeColor="accent1" w:themeShade="BF"/>
-          <w:kern w:val="0"/>
-          <w:sz w:val="32"/>
-          <w:szCs w:val="32"/>
-          <w:lang w:val="en"/>
-          <w14:ligatures w14:val="none"/>
+          <w:rFonts w:ascii="Segoe UI Emoji" w:hAnsi="Segoe UI Emoji" w:cs="Segoe UI Emoji"/>
+          <w:lang w:val="en"/>
         </w:rPr>
         <w:t>🧭</w:t>
       </w:r>
       <w:r>
         <w:rPr>
-          <w:rFonts w:asciiTheme="majorHAnsi" w:eastAsiaTheme="majorEastAsia" w:hAnsiTheme="majorHAnsi" w:cstheme="majorBidi"/>
-          <w:color w:val="2F5496" w:themeColor="accent1" w:themeShade="BF"/>
-          <w:kern w:val="0"/>
-          <w:sz w:val="32"/>
-          <w:szCs w:val="32"/>
-          <w:lang w:val="en"/>
-          <w14:ligatures w14:val="none"/>
+          <w:lang w:val="en"/>
         </w:rPr>
         <w:t xml:space="preserve"> Popular Web Browsers</w:t>
       </w:r>
@@ -3046,19 +3018,35 @@
         </w:rPr>
         <w:t xml:space="preserve">: </w:t>
       </w:r>
-      <w:r>
-        <w:rPr>
-          <w:rFonts w:ascii="Arial" w:eastAsia="Arial" w:hAnsi="Arial" w:cs="Arial"/>
-          <w:b/>
-          <w:color w:val="000000"/>
-          <w:kern w:val="0"/>
-          <w:sz w:val="22"/>
-          <w:szCs w:val="22"/>
-          <w:highlight w:val="darkGray"/>
-          <w:lang w:val="en"/>
-          <w14:ligatures w14:val="none"/>
-        </w:rPr>
-        <w:t>Chatgpt (GPT</w:t>
+      <w:proofErr w:type="spellStart"/>
+      <w:r>
+        <w:rPr>
+          <w:rFonts w:ascii="Arial" w:eastAsia="Arial" w:hAnsi="Arial" w:cs="Arial"/>
+          <w:b/>
+          <w:color w:val="000000"/>
+          <w:kern w:val="0"/>
+          <w:sz w:val="22"/>
+          <w:szCs w:val="22"/>
+          <w:highlight w:val="darkGray"/>
+          <w:lang w:val="en"/>
+          <w14:ligatures w14:val="none"/>
+        </w:rPr>
+        <w:t>Chatgpt</w:t>
+      </w:r>
+      <w:proofErr w:type="spellEnd"/>
+      <w:r>
+        <w:rPr>
+          <w:rFonts w:ascii="Arial" w:eastAsia="Arial" w:hAnsi="Arial" w:cs="Arial"/>
+          <w:b/>
+          <w:color w:val="000000"/>
+          <w:kern w:val="0"/>
+          <w:sz w:val="22"/>
+          <w:szCs w:val="22"/>
+          <w:highlight w:val="darkGray"/>
+          <w:lang w:val="en"/>
+          <w14:ligatures w14:val="none"/>
+        </w:rPr>
+        <w:t xml:space="preserve"> (GPT</w:t>
       </w:r>
       <w:r>
         <w:rPr>
@@ -3386,6 +3374,7 @@
                 <w:lang w:val="en"/>
                 <w14:ligatures w14:val="none"/>
               </w:rPr>
+              <w:lastRenderedPageBreak/>
               <w:t>Mozilla Firefox</w:t>
             </w:r>
           </w:p>
@@ -3720,41 +3709,23 @@
     </w:p>
     <w:p>
       <w:pPr>
-        <w:spacing w:before="280" w:after="80" w:line="276" w:lineRule="auto"/>
-        <w:outlineLvl w:val="1"/>
-        <w:rPr>
-          <w:rFonts w:asciiTheme="majorHAnsi" w:eastAsiaTheme="majorEastAsia" w:hAnsiTheme="majorHAnsi" w:cstheme="majorBidi"/>
-          <w:color w:val="2F5496" w:themeColor="accent1" w:themeShade="BF"/>
-          <w:kern w:val="0"/>
-          <w:sz w:val="32"/>
-          <w:szCs w:val="32"/>
-          <w:lang w:val="en"/>
-          <w14:ligatures w14:val="none"/>
+        <w:pStyle w:val="Heading2"/>
+        <w:rPr>
+          <w:lang w:val="en"/>
         </w:rPr>
       </w:pPr>
       <w:bookmarkStart w:id="11" w:name="_r0k7tzjf6rav" w:colFirst="0" w:colLast="0"/>
       <w:bookmarkEnd w:id="11"/>
       <w:r>
         <w:rPr>
-          <w:rFonts w:ascii="Segoe UI Emoji" w:eastAsiaTheme="majorEastAsia" w:hAnsi="Segoe UI Emoji" w:cs="Segoe UI Emoji"/>
-          <w:color w:val="2F5496" w:themeColor="accent1" w:themeShade="BF"/>
-          <w:kern w:val="0"/>
-          <w:sz w:val="32"/>
-          <w:szCs w:val="32"/>
-          <w:lang w:val="en"/>
-          <w14:ligatures w14:val="none"/>
+          <w:rFonts w:ascii="Segoe UI Emoji" w:hAnsi="Segoe UI Emoji" w:cs="Segoe UI Emoji"/>
+          <w:lang w:val="en"/>
         </w:rPr>
         <w:t>🛠️</w:t>
       </w:r>
       <w:r>
         <w:rPr>
-          <w:rFonts w:asciiTheme="majorHAnsi" w:eastAsiaTheme="majorEastAsia" w:hAnsiTheme="majorHAnsi" w:cstheme="majorBidi"/>
-          <w:color w:val="2F5496" w:themeColor="accent1" w:themeShade="BF"/>
-          <w:kern w:val="0"/>
-          <w:sz w:val="32"/>
-          <w:szCs w:val="32"/>
-          <w:lang w:val="en"/>
-          <w14:ligatures w14:val="none"/>
+          <w:lang w:val="en"/>
         </w:rPr>
         <w:t xml:space="preserve"> What a Web Browser Does:</w:t>
       </w:r>
@@ -3801,19 +3772,35 @@
         </w:rPr>
         <w:t xml:space="preserve">: </w:t>
       </w:r>
-      <w:r>
-        <w:rPr>
-          <w:rFonts w:ascii="Arial" w:eastAsia="Arial" w:hAnsi="Arial" w:cs="Arial"/>
-          <w:b/>
-          <w:color w:val="000000"/>
-          <w:kern w:val="0"/>
-          <w:sz w:val="22"/>
-          <w:szCs w:val="22"/>
-          <w:highlight w:val="darkGray"/>
-          <w:lang w:val="en"/>
-          <w14:ligatures w14:val="none"/>
-        </w:rPr>
-        <w:t>Chatgpt (GPT</w:t>
+      <w:proofErr w:type="spellStart"/>
+      <w:r>
+        <w:rPr>
+          <w:rFonts w:ascii="Arial" w:eastAsia="Arial" w:hAnsi="Arial" w:cs="Arial"/>
+          <w:b/>
+          <w:color w:val="000000"/>
+          <w:kern w:val="0"/>
+          <w:sz w:val="22"/>
+          <w:szCs w:val="22"/>
+          <w:highlight w:val="darkGray"/>
+          <w:lang w:val="en"/>
+          <w14:ligatures w14:val="none"/>
+        </w:rPr>
+        <w:t>Chatgpt</w:t>
+      </w:r>
+      <w:proofErr w:type="spellEnd"/>
+      <w:r>
+        <w:rPr>
+          <w:rFonts w:ascii="Arial" w:eastAsia="Arial" w:hAnsi="Arial" w:cs="Arial"/>
+          <w:b/>
+          <w:color w:val="000000"/>
+          <w:kern w:val="0"/>
+          <w:sz w:val="22"/>
+          <w:szCs w:val="22"/>
+          <w:highlight w:val="darkGray"/>
+          <w:lang w:val="en"/>
+          <w14:ligatures w14:val="none"/>
+        </w:rPr>
+        <w:t xml:space="preserve"> (GPT</w:t>
       </w:r>
       <w:r>
         <w:rPr>
@@ -4453,6 +4440,7 @@
                 <w:lang w:val="en"/>
                 <w14:ligatures w14:val="none"/>
               </w:rPr>
+              <w:lastRenderedPageBreak/>
               <w:t>🔒</w:t>
             </w:r>
             <w:r>
@@ -4536,41 +4524,25 @@
     </w:p>
     <w:p>
       <w:pPr>
-        <w:spacing w:before="280" w:after="80" w:line="276" w:lineRule="auto"/>
-        <w:outlineLvl w:val="1"/>
+        <w:pStyle w:val="Heading2"/>
         <w:rPr>
           <w:rFonts w:ascii="Roboto Mono" w:eastAsia="Roboto Mono" w:hAnsi="Roboto Mono" w:cs="Roboto Mono"/>
           <w:color w:val="188038"/>
-          <w:kern w:val="0"/>
-          <w:sz w:val="28"/>
-          <w:szCs w:val="28"/>
-          <w:lang w:val="en"/>
-          <w14:ligatures w14:val="none"/>
+          <w:lang w:val="en"/>
         </w:rPr>
       </w:pPr>
       <w:bookmarkStart w:id="12" w:name="_msni2m9ikh6g" w:colFirst="0" w:colLast="0"/>
       <w:bookmarkEnd w:id="12"/>
       <w:r>
         <w:rPr>
-          <w:rFonts w:ascii="Segoe UI Emoji" w:eastAsiaTheme="majorEastAsia" w:hAnsi="Segoe UI Emoji" w:cs="Segoe UI Emoji"/>
-          <w:color w:val="2F5496" w:themeColor="accent1" w:themeShade="BF"/>
-          <w:kern w:val="0"/>
-          <w:sz w:val="28"/>
-          <w:szCs w:val="28"/>
-          <w:lang w:val="en"/>
-          <w14:ligatures w14:val="none"/>
+          <w:rFonts w:ascii="Segoe UI Emoji" w:hAnsi="Segoe UI Emoji" w:cs="Segoe UI Emoji"/>
+          <w:lang w:val="en"/>
         </w:rPr>
         <w:t>📚</w:t>
       </w:r>
       <w:r>
         <w:rPr>
-          <w:rFonts w:asciiTheme="majorHAnsi" w:eastAsiaTheme="majorEastAsia" w:hAnsiTheme="majorHAnsi" w:cstheme="majorBidi"/>
-          <w:color w:val="2F5496" w:themeColor="accent1" w:themeShade="BF"/>
-          <w:kern w:val="0"/>
-          <w:sz w:val="28"/>
-          <w:szCs w:val="28"/>
-          <w:lang w:val="en"/>
-          <w14:ligatures w14:val="none"/>
+          <w:lang w:val="en"/>
         </w:rPr>
         <w:t xml:space="preserve"> Example: What Happens When You Visit </w:t>
       </w:r>
@@ -4578,11 +4550,7 @@
         <w:rPr>
           <w:rFonts w:ascii="Roboto Mono" w:eastAsia="Roboto Mono" w:hAnsi="Roboto Mono" w:cs="Roboto Mono"/>
           <w:color w:val="188038"/>
-          <w:kern w:val="0"/>
-          <w:sz w:val="28"/>
-          <w:szCs w:val="28"/>
-          <w:lang w:val="en"/>
-          <w14:ligatures w14:val="none"/>
+          <w:lang w:val="en"/>
         </w:rPr>
         <w:t>https://example.com</w:t>
       </w:r>
@@ -4626,19 +4594,35 @@
         </w:rPr>
         <w:t xml:space="preserve">: </w:t>
       </w:r>
-      <w:r>
-        <w:rPr>
-          <w:rFonts w:ascii="Arial" w:eastAsia="Arial" w:hAnsi="Arial" w:cs="Arial"/>
-          <w:b/>
-          <w:color w:val="000000"/>
-          <w:kern w:val="0"/>
-          <w:sz w:val="22"/>
-          <w:szCs w:val="22"/>
-          <w:highlight w:val="darkGray"/>
-          <w:lang w:val="en"/>
-          <w14:ligatures w14:val="none"/>
-        </w:rPr>
-        <w:t>Chatgpt (GPT</w:t>
+      <w:proofErr w:type="spellStart"/>
+      <w:r>
+        <w:rPr>
+          <w:rFonts w:ascii="Arial" w:eastAsia="Arial" w:hAnsi="Arial" w:cs="Arial"/>
+          <w:b/>
+          <w:color w:val="000000"/>
+          <w:kern w:val="0"/>
+          <w:sz w:val="22"/>
+          <w:szCs w:val="22"/>
+          <w:highlight w:val="darkGray"/>
+          <w:lang w:val="en"/>
+          <w14:ligatures w14:val="none"/>
+        </w:rPr>
+        <w:t>Chatgpt</w:t>
+      </w:r>
+      <w:proofErr w:type="spellEnd"/>
+      <w:r>
+        <w:rPr>
+          <w:rFonts w:ascii="Arial" w:eastAsia="Arial" w:hAnsi="Arial" w:cs="Arial"/>
+          <w:b/>
+          <w:color w:val="000000"/>
+          <w:kern w:val="0"/>
+          <w:sz w:val="22"/>
+          <w:szCs w:val="22"/>
+          <w:highlight w:val="darkGray"/>
+          <w:lang w:val="en"/>
+          <w14:ligatures w14:val="none"/>
+        </w:rPr>
+        <w:t xml:space="preserve"> (GPT</w:t>
       </w:r>
       <w:r>
         <w:rPr>
@@ -4856,41 +4840,23 @@
     </w:p>
     <w:p>
       <w:pPr>
-        <w:spacing w:before="280" w:after="80" w:line="276" w:lineRule="auto"/>
-        <w:outlineLvl w:val="1"/>
-        <w:rPr>
-          <w:rFonts w:asciiTheme="majorHAnsi" w:eastAsiaTheme="majorEastAsia" w:hAnsiTheme="majorHAnsi" w:cstheme="majorBidi"/>
-          <w:color w:val="2F5496" w:themeColor="accent1" w:themeShade="BF"/>
-          <w:kern w:val="0"/>
-          <w:sz w:val="32"/>
-          <w:szCs w:val="32"/>
-          <w:lang w:val="en"/>
-          <w14:ligatures w14:val="none"/>
+        <w:pStyle w:val="Heading2"/>
+        <w:rPr>
+          <w:lang w:val="en"/>
         </w:rPr>
       </w:pPr>
       <w:bookmarkStart w:id="13" w:name="_e5dfoytu8snu" w:colFirst="0" w:colLast="0"/>
       <w:bookmarkEnd w:id="13"/>
       <w:r>
         <w:rPr>
-          <w:rFonts w:ascii="Segoe UI Emoji" w:eastAsiaTheme="majorEastAsia" w:hAnsi="Segoe UI Emoji" w:cs="Segoe UI Emoji"/>
-          <w:color w:val="2F5496" w:themeColor="accent1" w:themeShade="BF"/>
-          <w:kern w:val="0"/>
-          <w:sz w:val="32"/>
-          <w:szCs w:val="32"/>
-          <w:lang w:val="en"/>
-          <w14:ligatures w14:val="none"/>
+          <w:rFonts w:ascii="Segoe UI Emoji" w:hAnsi="Segoe UI Emoji" w:cs="Segoe UI Emoji"/>
+          <w:lang w:val="en"/>
         </w:rPr>
         <w:t>🖥️</w:t>
       </w:r>
       <w:r>
         <w:rPr>
-          <w:rFonts w:asciiTheme="majorHAnsi" w:eastAsiaTheme="majorEastAsia" w:hAnsiTheme="majorHAnsi" w:cstheme="majorBidi"/>
-          <w:color w:val="2F5496" w:themeColor="accent1" w:themeShade="BF"/>
-          <w:kern w:val="0"/>
-          <w:sz w:val="32"/>
-          <w:szCs w:val="32"/>
-          <w:lang w:val="en"/>
-          <w14:ligatures w14:val="none"/>
+          <w:lang w:val="en"/>
         </w:rPr>
         <w:t xml:space="preserve"> What You Can Do with a Browser</w:t>
       </w:r>
@@ -4937,19 +4903,35 @@
         </w:rPr>
         <w:t xml:space="preserve">: </w:t>
       </w:r>
-      <w:r>
-        <w:rPr>
-          <w:rFonts w:ascii="Arial" w:eastAsia="Arial" w:hAnsi="Arial" w:cs="Arial"/>
-          <w:b/>
-          <w:color w:val="000000"/>
-          <w:kern w:val="0"/>
-          <w:sz w:val="22"/>
-          <w:szCs w:val="22"/>
-          <w:highlight w:val="darkGray"/>
-          <w:lang w:val="en"/>
-          <w14:ligatures w14:val="none"/>
-        </w:rPr>
-        <w:t>Chatgpt (GPT</w:t>
+      <w:proofErr w:type="spellStart"/>
+      <w:r>
+        <w:rPr>
+          <w:rFonts w:ascii="Arial" w:eastAsia="Arial" w:hAnsi="Arial" w:cs="Arial"/>
+          <w:b/>
+          <w:color w:val="000000"/>
+          <w:kern w:val="0"/>
+          <w:sz w:val="22"/>
+          <w:szCs w:val="22"/>
+          <w:highlight w:val="darkGray"/>
+          <w:lang w:val="en"/>
+          <w14:ligatures w14:val="none"/>
+        </w:rPr>
+        <w:t>Chatgpt</w:t>
+      </w:r>
+      <w:proofErr w:type="spellEnd"/>
+      <w:r>
+        <w:rPr>
+          <w:rFonts w:ascii="Arial" w:eastAsia="Arial" w:hAnsi="Arial" w:cs="Arial"/>
+          <w:b/>
+          <w:color w:val="000000"/>
+          <w:kern w:val="0"/>
+          <w:sz w:val="22"/>
+          <w:szCs w:val="22"/>
+          <w:highlight w:val="darkGray"/>
+          <w:lang w:val="en"/>
+          <w14:ligatures w14:val="none"/>
+        </w:rPr>
+        <w:t xml:space="preserve"> (GPT</w:t>
       </w:r>
       <w:r>
         <w:rPr>
@@ -5358,6 +5340,7 @@
                 <w:lang w:val="en"/>
                 <w14:ligatures w14:val="none"/>
               </w:rPr>
+              <w:lastRenderedPageBreak/>
               <w:t>Use web apps</w:t>
             </w:r>
           </w:p>
@@ -5516,16 +5499,9 @@
     </w:p>
     <w:p>
       <w:pPr>
-        <w:spacing w:before="280" w:after="80" w:line="276" w:lineRule="auto"/>
-        <w:outlineLvl w:val="1"/>
-        <w:rPr>
-          <w:rFonts w:asciiTheme="majorHAnsi" w:eastAsiaTheme="majorEastAsia" w:hAnsiTheme="majorHAnsi" w:cstheme="majorBidi"/>
-          <w:color w:val="2F5496" w:themeColor="accent1" w:themeShade="BF"/>
-          <w:kern w:val="0"/>
-          <w:sz w:val="32"/>
-          <w:szCs w:val="32"/>
-          <w:lang w:val="en"/>
-          <w14:ligatures w14:val="none"/>
+        <w:pStyle w:val="Heading2"/>
+        <w:rPr>
+          <w:lang w:val="en"/>
         </w:rPr>
       </w:pPr>
       <w:bookmarkStart w:id="14" w:name="_jvz6r2uwsyz9" w:colFirst="0" w:colLast="0"/>
@@ -5533,24 +5509,14 @@
       <w:r>
         <w:rPr>
           <w:rFonts w:ascii="Segoe UI Emoji" w:eastAsia="Arial Unicode MS" w:hAnsi="Segoe UI Emoji" w:cs="Segoe UI Emoji"/>
-          <w:color w:val="2F5496" w:themeColor="accent1" w:themeShade="BF"/>
-          <w:kern w:val="0"/>
-          <w:sz w:val="32"/>
-          <w:szCs w:val="32"/>
-          <w:lang w:val="en"/>
-          <w14:ligatures w14:val="none"/>
+          <w:lang w:val="en"/>
         </w:rPr>
         <w:t>✅</w:t>
       </w:r>
       <w:r>
         <w:rPr>
-          <w:rFonts w:ascii="Arial Unicode MS" w:eastAsia="Arial Unicode MS" w:hAnsi="Arial Unicode MS" w:cs="Arial Unicode MS"/>
-          <w:color w:val="2F5496" w:themeColor="accent1" w:themeShade="BF"/>
-          <w:kern w:val="0"/>
-          <w:sz w:val="32"/>
-          <w:szCs w:val="32"/>
-          <w:lang w:val="en"/>
-          <w14:ligatures w14:val="none"/>
+          <w:rFonts w:eastAsia="Arial Unicode MS"/>
+          <w:lang w:val="en"/>
         </w:rPr>
         <w:t xml:space="preserve"> Summary</w:t>
       </w:r>
@@ -5597,19 +5563,35 @@
         </w:rPr>
         <w:t xml:space="preserve">: </w:t>
       </w:r>
-      <w:r>
-        <w:rPr>
-          <w:rFonts w:ascii="Arial" w:eastAsia="Arial" w:hAnsi="Arial" w:cs="Arial"/>
-          <w:b/>
-          <w:color w:val="000000"/>
-          <w:kern w:val="0"/>
-          <w:sz w:val="22"/>
-          <w:szCs w:val="22"/>
-          <w:highlight w:val="darkGray"/>
-          <w:lang w:val="en"/>
-          <w14:ligatures w14:val="none"/>
-        </w:rPr>
-        <w:t>Chatgpt (GPT</w:t>
+      <w:proofErr w:type="spellStart"/>
+      <w:r>
+        <w:rPr>
+          <w:rFonts w:ascii="Arial" w:eastAsia="Arial" w:hAnsi="Arial" w:cs="Arial"/>
+          <w:b/>
+          <w:color w:val="000000"/>
+          <w:kern w:val="0"/>
+          <w:sz w:val="22"/>
+          <w:szCs w:val="22"/>
+          <w:highlight w:val="darkGray"/>
+          <w:lang w:val="en"/>
+          <w14:ligatures w14:val="none"/>
+        </w:rPr>
+        <w:t>Chatgpt</w:t>
+      </w:r>
+      <w:proofErr w:type="spellEnd"/>
+      <w:r>
+        <w:rPr>
+          <w:rFonts w:ascii="Arial" w:eastAsia="Arial" w:hAnsi="Arial" w:cs="Arial"/>
+          <w:b/>
+          <w:color w:val="000000"/>
+          <w:kern w:val="0"/>
+          <w:sz w:val="22"/>
+          <w:szCs w:val="22"/>
+          <w:highlight w:val="darkGray"/>
+          <w:lang w:val="en"/>
+          <w14:ligatures w14:val="none"/>
+        </w:rPr>
+        <w:t xml:space="preserve"> (GPT</w:t>
       </w:r>
       <w:r>
         <w:rPr>
@@ -6199,47 +6181,26 @@
     </w:p>
     <w:p>
       <w:pPr>
-        <w:keepNext/>
-        <w:keepLines/>
-        <w:spacing w:before="360" w:after="80" w:line="276" w:lineRule="auto"/>
-        <w:outlineLvl w:val="0"/>
-        <w:rPr>
-          <w:rFonts w:asciiTheme="majorHAnsi" w:eastAsiaTheme="majorEastAsia" w:hAnsiTheme="majorHAnsi" w:cstheme="majorBidi"/>
-          <w:color w:val="2F5496" w:themeColor="accent1" w:themeShade="BF"/>
-          <w:kern w:val="0"/>
-          <w:sz w:val="40"/>
-          <w:szCs w:val="40"/>
-          <w:lang w:val="en"/>
-          <w14:ligatures w14:val="none"/>
+        <w:pStyle w:val="Heading1"/>
+        <w:rPr>
+          <w:lang w:val="en"/>
         </w:rPr>
       </w:pPr>
       <w:bookmarkStart w:id="15" w:name="_y0t42hget81j" w:colFirst="0" w:colLast="0"/>
       <w:bookmarkEnd w:id="15"/>
       <w:r>
         <w:rPr>
-          <w:rFonts w:asciiTheme="majorHAnsi" w:eastAsiaTheme="majorEastAsia" w:hAnsiTheme="majorHAnsi" w:cstheme="majorBidi"/>
-          <w:color w:val="2F5496" w:themeColor="accent1" w:themeShade="BF"/>
-          <w:kern w:val="0"/>
-          <w:sz w:val="40"/>
-          <w:szCs w:val="40"/>
-          <w:lang w:val="en"/>
-          <w14:ligatures w14:val="none"/>
-        </w:rPr>
+          <w:lang w:val="en"/>
+        </w:rPr>
+        <w:lastRenderedPageBreak/>
         <w:t>3-Web Interface</w:t>
       </w:r>
     </w:p>
     <w:p>
       <w:pPr>
-        <w:spacing w:before="280" w:after="80" w:line="276" w:lineRule="auto"/>
-        <w:outlineLvl w:val="1"/>
-        <w:rPr>
-          <w:rFonts w:asciiTheme="majorHAnsi" w:eastAsiaTheme="majorEastAsia" w:hAnsiTheme="majorHAnsi" w:cstheme="majorBidi"/>
-          <w:color w:val="2F5496" w:themeColor="accent1" w:themeShade="BF"/>
-          <w:kern w:val="0"/>
-          <w:sz w:val="32"/>
-          <w:szCs w:val="32"/>
-          <w:lang w:val="en"/>
-          <w14:ligatures w14:val="none"/>
+        <w:pStyle w:val="Heading2"/>
+        <w:rPr>
+          <w:lang w:val="en"/>
         </w:rPr>
       </w:pPr>
       <w:bookmarkStart w:id="16" w:name="_ay0fqfxjp7yd" w:colFirst="0" w:colLast="0"/>
@@ -6247,24 +6208,14 @@
       <w:r>
         <w:rPr>
           <w:rFonts w:ascii="Segoe UI Emoji" w:eastAsia="Arial Unicode MS" w:hAnsi="Segoe UI Emoji" w:cs="Segoe UI Emoji"/>
-          <w:color w:val="2F5496" w:themeColor="accent1" w:themeShade="BF"/>
-          <w:kern w:val="0"/>
-          <w:sz w:val="32"/>
-          <w:szCs w:val="32"/>
-          <w:lang w:val="en"/>
-          <w14:ligatures w14:val="none"/>
+          <w:lang w:val="en"/>
         </w:rPr>
         <w:t>✅</w:t>
       </w:r>
       <w:r>
         <w:rPr>
-          <w:rFonts w:ascii="Arial Unicode MS" w:eastAsia="Arial Unicode MS" w:hAnsi="Arial Unicode MS" w:cs="Arial Unicode MS"/>
-          <w:color w:val="2F5496" w:themeColor="accent1" w:themeShade="BF"/>
-          <w:kern w:val="0"/>
-          <w:sz w:val="32"/>
-          <w:szCs w:val="32"/>
-          <w:lang w:val="en"/>
-          <w14:ligatures w14:val="none"/>
+          <w:rFonts w:eastAsia="Arial Unicode MS"/>
+          <w:lang w:val="en"/>
         </w:rPr>
         <w:t xml:space="preserve"> What is a Web Interface?</w:t>
       </w:r>
@@ -6311,19 +6262,35 @@
         </w:rPr>
         <w:t xml:space="preserve">: </w:t>
       </w:r>
-      <w:r>
-        <w:rPr>
-          <w:rFonts w:ascii="Arial" w:eastAsia="Arial" w:hAnsi="Arial" w:cs="Arial"/>
-          <w:b/>
-          <w:color w:val="000000"/>
-          <w:kern w:val="0"/>
-          <w:sz w:val="22"/>
-          <w:szCs w:val="22"/>
-          <w:highlight w:val="darkGray"/>
-          <w:lang w:val="en"/>
-          <w14:ligatures w14:val="none"/>
-        </w:rPr>
-        <w:t>Chatgpt (GPT</w:t>
+      <w:proofErr w:type="spellStart"/>
+      <w:r>
+        <w:rPr>
+          <w:rFonts w:ascii="Arial" w:eastAsia="Arial" w:hAnsi="Arial" w:cs="Arial"/>
+          <w:b/>
+          <w:color w:val="000000"/>
+          <w:kern w:val="0"/>
+          <w:sz w:val="22"/>
+          <w:szCs w:val="22"/>
+          <w:highlight w:val="darkGray"/>
+          <w:lang w:val="en"/>
+          <w14:ligatures w14:val="none"/>
+        </w:rPr>
+        <w:t>Chatgpt</w:t>
+      </w:r>
+      <w:proofErr w:type="spellEnd"/>
+      <w:r>
+        <w:rPr>
+          <w:rFonts w:ascii="Arial" w:eastAsia="Arial" w:hAnsi="Arial" w:cs="Arial"/>
+          <w:b/>
+          <w:color w:val="000000"/>
+          <w:kern w:val="0"/>
+          <w:sz w:val="22"/>
+          <w:szCs w:val="22"/>
+          <w:highlight w:val="darkGray"/>
+          <w:lang w:val="en"/>
+          <w14:ligatures w14:val="none"/>
+        </w:rPr>
+        <w:t xml:space="preserve"> (GPT</w:t>
       </w:r>
       <w:r>
         <w:rPr>
@@ -6516,41 +6483,23 @@
     </w:p>
     <w:p>
       <w:pPr>
-        <w:spacing w:before="280" w:after="80" w:line="276" w:lineRule="auto"/>
-        <w:outlineLvl w:val="1"/>
-        <w:rPr>
-          <w:rFonts w:asciiTheme="majorHAnsi" w:eastAsiaTheme="majorEastAsia" w:hAnsiTheme="majorHAnsi" w:cstheme="majorBidi"/>
-          <w:color w:val="2F5496" w:themeColor="accent1" w:themeShade="BF"/>
-          <w:kern w:val="0"/>
-          <w:sz w:val="32"/>
-          <w:szCs w:val="32"/>
-          <w:lang w:val="en"/>
-          <w14:ligatures w14:val="none"/>
+        <w:pStyle w:val="Heading2"/>
+        <w:rPr>
+          <w:lang w:val="en"/>
         </w:rPr>
       </w:pPr>
       <w:bookmarkStart w:id="17" w:name="_xcbs7w8tsdb7" w:colFirst="0" w:colLast="0"/>
       <w:bookmarkEnd w:id="17"/>
       <w:r>
         <w:rPr>
-          <w:rFonts w:ascii="Segoe UI Emoji" w:eastAsiaTheme="majorEastAsia" w:hAnsi="Segoe UI Emoji" w:cs="Segoe UI Emoji"/>
-          <w:color w:val="2F5496" w:themeColor="accent1" w:themeShade="BF"/>
-          <w:kern w:val="0"/>
-          <w:sz w:val="32"/>
-          <w:szCs w:val="32"/>
-          <w:lang w:val="en"/>
-          <w14:ligatures w14:val="none"/>
+          <w:rFonts w:ascii="Segoe UI Emoji" w:hAnsi="Segoe UI Emoji" w:cs="Segoe UI Emoji"/>
+          <w:lang w:val="en"/>
         </w:rPr>
         <w:t>🧠</w:t>
       </w:r>
       <w:r>
         <w:rPr>
-          <w:rFonts w:asciiTheme="majorHAnsi" w:eastAsiaTheme="majorEastAsia" w:hAnsiTheme="majorHAnsi" w:cstheme="majorBidi"/>
-          <w:color w:val="2F5496" w:themeColor="accent1" w:themeShade="BF"/>
-          <w:kern w:val="0"/>
-          <w:sz w:val="32"/>
-          <w:szCs w:val="32"/>
-          <w:lang w:val="en"/>
-          <w14:ligatures w14:val="none"/>
+          <w:lang w:val="en"/>
         </w:rPr>
         <w:t xml:space="preserve"> Think of It Like:</w:t>
       </w:r>
@@ -6594,19 +6543,35 @@
         </w:rPr>
         <w:t xml:space="preserve">: </w:t>
       </w:r>
-      <w:r>
-        <w:rPr>
-          <w:rFonts w:ascii="Arial" w:eastAsia="Arial" w:hAnsi="Arial" w:cs="Arial"/>
-          <w:b/>
-          <w:color w:val="000000"/>
-          <w:kern w:val="0"/>
-          <w:sz w:val="22"/>
-          <w:szCs w:val="22"/>
-          <w:highlight w:val="darkGray"/>
-          <w:lang w:val="en"/>
-          <w14:ligatures w14:val="none"/>
-        </w:rPr>
-        <w:t>Chatgpt (GPT</w:t>
+      <w:proofErr w:type="spellStart"/>
+      <w:r>
+        <w:rPr>
+          <w:rFonts w:ascii="Arial" w:eastAsia="Arial" w:hAnsi="Arial" w:cs="Arial"/>
+          <w:b/>
+          <w:color w:val="000000"/>
+          <w:kern w:val="0"/>
+          <w:sz w:val="22"/>
+          <w:szCs w:val="22"/>
+          <w:highlight w:val="darkGray"/>
+          <w:lang w:val="en"/>
+          <w14:ligatures w14:val="none"/>
+        </w:rPr>
+        <w:t>Chatgpt</w:t>
+      </w:r>
+      <w:proofErr w:type="spellEnd"/>
+      <w:r>
+        <w:rPr>
+          <w:rFonts w:ascii="Arial" w:eastAsia="Arial" w:hAnsi="Arial" w:cs="Arial"/>
+          <w:b/>
+          <w:color w:val="000000"/>
+          <w:kern w:val="0"/>
+          <w:sz w:val="22"/>
+          <w:szCs w:val="22"/>
+          <w:highlight w:val="darkGray"/>
+          <w:lang w:val="en"/>
+          <w14:ligatures w14:val="none"/>
+        </w:rPr>
+        <w:t xml:space="preserve"> (GPT</w:t>
       </w:r>
       <w:r>
         <w:rPr>
@@ -6659,6 +6624,7 @@
         </w:rPr>
         <w:t xml:space="preserve">A </w:t>
       </w:r>
+      <w:proofErr w:type="gramStart"/>
       <w:r>
         <w:rPr>
           <w:rFonts w:ascii="Roboto Mono" w:eastAsia="Roboto Mono" w:hAnsi="Roboto Mono" w:cs="Arial"/>
@@ -6669,7 +6635,20 @@
           <w:lang w:val="en"/>
           <w14:ligatures w14:val="none"/>
         </w:rPr>
-        <w:t>remote control panel</w:t>
+        <w:t>remote control</w:t>
+      </w:r>
+      <w:proofErr w:type="gramEnd"/>
+      <w:r>
+        <w:rPr>
+          <w:rFonts w:ascii="Roboto Mono" w:eastAsia="Roboto Mono" w:hAnsi="Roboto Mono" w:cs="Arial"/>
+          <w:b/>
+          <w:bCs/>
+          <w:kern w:val="0"/>
+          <w:szCs w:val="22"/>
+          <w:lang w:val="en"/>
+          <w14:ligatures w14:val="none"/>
+        </w:rPr>
+        <w:t xml:space="preserve"> panel</w:t>
       </w:r>
       <w:r>
         <w:rPr>
@@ -6709,41 +6688,23 @@
     </w:p>
     <w:p>
       <w:pPr>
-        <w:spacing w:before="280" w:after="80" w:line="276" w:lineRule="auto"/>
-        <w:outlineLvl w:val="1"/>
-        <w:rPr>
-          <w:rFonts w:asciiTheme="majorHAnsi" w:eastAsiaTheme="majorEastAsia" w:hAnsiTheme="majorHAnsi" w:cstheme="majorBidi"/>
-          <w:color w:val="2F5496" w:themeColor="accent1" w:themeShade="BF"/>
-          <w:kern w:val="0"/>
-          <w:sz w:val="32"/>
-          <w:szCs w:val="32"/>
-          <w:lang w:val="en"/>
-          <w14:ligatures w14:val="none"/>
+        <w:pStyle w:val="Heading2"/>
+        <w:rPr>
+          <w:lang w:val="en"/>
         </w:rPr>
       </w:pPr>
       <w:bookmarkStart w:id="18" w:name="_u1apj8fgi2fo" w:colFirst="0" w:colLast="0"/>
       <w:bookmarkEnd w:id="18"/>
       <w:r>
         <w:rPr>
-          <w:rFonts w:ascii="Segoe UI Emoji" w:eastAsiaTheme="majorEastAsia" w:hAnsi="Segoe UI Emoji" w:cs="Segoe UI Emoji"/>
-          <w:color w:val="2F5496" w:themeColor="accent1" w:themeShade="BF"/>
-          <w:kern w:val="0"/>
-          <w:sz w:val="32"/>
-          <w:szCs w:val="32"/>
-          <w:lang w:val="en"/>
-          <w14:ligatures w14:val="none"/>
+          <w:rFonts w:ascii="Segoe UI Emoji" w:hAnsi="Segoe UI Emoji" w:cs="Segoe UI Emoji"/>
+          <w:lang w:val="en"/>
         </w:rPr>
         <w:t>🔍</w:t>
       </w:r>
       <w:r>
         <w:rPr>
-          <w:rFonts w:asciiTheme="majorHAnsi" w:eastAsiaTheme="majorEastAsia" w:hAnsiTheme="majorHAnsi" w:cstheme="majorBidi"/>
-          <w:color w:val="2F5496" w:themeColor="accent1" w:themeShade="BF"/>
-          <w:kern w:val="0"/>
-          <w:sz w:val="32"/>
-          <w:szCs w:val="32"/>
-          <w:lang w:val="en"/>
-          <w14:ligatures w14:val="none"/>
+          <w:lang w:val="en"/>
         </w:rPr>
         <w:t xml:space="preserve"> Examples of Web Interfaces:</w:t>
       </w:r>
@@ -6787,19 +6748,35 @@
         </w:rPr>
         <w:t xml:space="preserve">: </w:t>
       </w:r>
-      <w:r>
-        <w:rPr>
-          <w:rFonts w:ascii="Arial" w:eastAsia="Arial" w:hAnsi="Arial" w:cs="Arial"/>
-          <w:b/>
-          <w:color w:val="000000"/>
-          <w:kern w:val="0"/>
-          <w:sz w:val="22"/>
-          <w:szCs w:val="22"/>
-          <w:highlight w:val="darkGray"/>
-          <w:lang w:val="en"/>
-          <w14:ligatures w14:val="none"/>
-        </w:rPr>
-        <w:t>Chatgpt (GPT</w:t>
+      <w:proofErr w:type="spellStart"/>
+      <w:r>
+        <w:rPr>
+          <w:rFonts w:ascii="Arial" w:eastAsia="Arial" w:hAnsi="Arial" w:cs="Arial"/>
+          <w:b/>
+          <w:color w:val="000000"/>
+          <w:kern w:val="0"/>
+          <w:sz w:val="22"/>
+          <w:szCs w:val="22"/>
+          <w:highlight w:val="darkGray"/>
+          <w:lang w:val="en"/>
+          <w14:ligatures w14:val="none"/>
+        </w:rPr>
+        <w:t>Chatgpt</w:t>
+      </w:r>
+      <w:proofErr w:type="spellEnd"/>
+      <w:r>
+        <w:rPr>
+          <w:rFonts w:ascii="Arial" w:eastAsia="Arial" w:hAnsi="Arial" w:cs="Arial"/>
+          <w:b/>
+          <w:color w:val="000000"/>
+          <w:kern w:val="0"/>
+          <w:sz w:val="22"/>
+          <w:szCs w:val="22"/>
+          <w:highlight w:val="darkGray"/>
+          <w:lang w:val="en"/>
+          <w14:ligatures w14:val="none"/>
+        </w:rPr>
+        <w:t xml:space="preserve"> (GPT</w:t>
       </w:r>
       <w:r>
         <w:rPr>
@@ -7038,6 +7015,7 @@
                 <w:lang w:val="en"/>
                 <w14:ligatures w14:val="none"/>
               </w:rPr>
+              <w:lastRenderedPageBreak/>
               <w:t>📁</w:t>
             </w:r>
             <w:r>
@@ -7393,7 +7371,29 @@
                 <w:lang w:val="en"/>
                 <w14:ligatures w14:val="none"/>
               </w:rPr>
-              <w:t>cPanel, Webmin, or router settings pages</w:t>
+              <w:t xml:space="preserve">cPanel, </w:t>
+            </w:r>
+            <w:proofErr w:type="spellStart"/>
+            <w:r>
+              <w:rPr>
+                <w:rFonts w:ascii="Roboto Mono" w:eastAsia="Roboto Mono" w:hAnsi="Roboto Mono" w:cs="Arial"/>
+                <w:kern w:val="0"/>
+                <w:szCs w:val="22"/>
+                <w:lang w:val="en"/>
+                <w14:ligatures w14:val="none"/>
+              </w:rPr>
+              <w:t>Webmin</w:t>
+            </w:r>
+            <w:proofErr w:type="spellEnd"/>
+            <w:r>
+              <w:rPr>
+                <w:rFonts w:ascii="Roboto Mono" w:eastAsia="Roboto Mono" w:hAnsi="Roboto Mono" w:cs="Arial"/>
+                <w:kern w:val="0"/>
+                <w:szCs w:val="22"/>
+                <w:lang w:val="en"/>
+                <w14:ligatures w14:val="none"/>
+              </w:rPr>
+              <w:t>, or router settings pages</w:t>
             </w:r>
           </w:p>
         </w:tc>
@@ -7521,41 +7521,23 @@
     </w:p>
     <w:p>
       <w:pPr>
-        <w:spacing w:before="280" w:after="80" w:line="276" w:lineRule="auto"/>
-        <w:outlineLvl w:val="1"/>
-        <w:rPr>
-          <w:rFonts w:asciiTheme="majorHAnsi" w:eastAsiaTheme="majorEastAsia" w:hAnsiTheme="majorHAnsi" w:cstheme="majorBidi"/>
-          <w:color w:val="2F5496" w:themeColor="accent1" w:themeShade="BF"/>
-          <w:kern w:val="0"/>
-          <w:sz w:val="32"/>
-          <w:szCs w:val="32"/>
-          <w:lang w:val="en"/>
-          <w14:ligatures w14:val="none"/>
+        <w:pStyle w:val="Heading2"/>
+        <w:rPr>
+          <w:lang w:val="en"/>
         </w:rPr>
       </w:pPr>
       <w:bookmarkStart w:id="19" w:name="_1mxw1b9erp11" w:colFirst="0" w:colLast="0"/>
       <w:bookmarkEnd w:id="19"/>
       <w:r>
         <w:rPr>
-          <w:rFonts w:ascii="Segoe UI Emoji" w:eastAsiaTheme="majorEastAsia" w:hAnsi="Segoe UI Emoji" w:cs="Segoe UI Emoji"/>
-          <w:color w:val="2F5496" w:themeColor="accent1" w:themeShade="BF"/>
-          <w:kern w:val="0"/>
-          <w:sz w:val="32"/>
-          <w:szCs w:val="32"/>
-          <w:lang w:val="en"/>
-          <w14:ligatures w14:val="none"/>
+          <w:rFonts w:ascii="Segoe UI Emoji" w:hAnsi="Segoe UI Emoji" w:cs="Segoe UI Emoji"/>
+          <w:lang w:val="en"/>
         </w:rPr>
         <w:t>🛠️</w:t>
       </w:r>
       <w:r>
         <w:rPr>
-          <w:rFonts w:asciiTheme="majorHAnsi" w:eastAsiaTheme="majorEastAsia" w:hAnsiTheme="majorHAnsi" w:cstheme="majorBidi"/>
-          <w:color w:val="2F5496" w:themeColor="accent1" w:themeShade="BF"/>
-          <w:kern w:val="0"/>
-          <w:sz w:val="32"/>
-          <w:szCs w:val="32"/>
-          <w:lang w:val="en"/>
-          <w14:ligatures w14:val="none"/>
+          <w:lang w:val="en"/>
         </w:rPr>
         <w:t xml:space="preserve"> What It’s Made Of:</w:t>
       </w:r>
@@ -7599,19 +7581,35 @@
         </w:rPr>
         <w:t xml:space="preserve">: </w:t>
       </w:r>
-      <w:r>
-        <w:rPr>
-          <w:rFonts w:ascii="Arial" w:eastAsia="Arial" w:hAnsi="Arial" w:cs="Arial"/>
-          <w:b/>
-          <w:color w:val="000000"/>
-          <w:kern w:val="0"/>
-          <w:sz w:val="22"/>
-          <w:szCs w:val="22"/>
-          <w:highlight w:val="darkGray"/>
-          <w:lang w:val="en"/>
-          <w14:ligatures w14:val="none"/>
-        </w:rPr>
-        <w:t>Chatgpt (GPT</w:t>
+      <w:proofErr w:type="spellStart"/>
+      <w:r>
+        <w:rPr>
+          <w:rFonts w:ascii="Arial" w:eastAsia="Arial" w:hAnsi="Arial" w:cs="Arial"/>
+          <w:b/>
+          <w:color w:val="000000"/>
+          <w:kern w:val="0"/>
+          <w:sz w:val="22"/>
+          <w:szCs w:val="22"/>
+          <w:highlight w:val="darkGray"/>
+          <w:lang w:val="en"/>
+          <w14:ligatures w14:val="none"/>
+        </w:rPr>
+        <w:t>Chatgpt</w:t>
+      </w:r>
+      <w:proofErr w:type="spellEnd"/>
+      <w:r>
+        <w:rPr>
+          <w:rFonts w:ascii="Arial" w:eastAsia="Arial" w:hAnsi="Arial" w:cs="Arial"/>
+          <w:b/>
+          <w:color w:val="000000"/>
+          <w:kern w:val="0"/>
+          <w:sz w:val="22"/>
+          <w:szCs w:val="22"/>
+          <w:highlight w:val="darkGray"/>
+          <w:lang w:val="en"/>
+          <w14:ligatures w14:val="none"/>
+        </w:rPr>
+        <w:t xml:space="preserve"> (GPT</w:t>
       </w:r>
       <w:r>
         <w:rPr>
@@ -8179,6 +8177,7 @@
           <w:lang w:val="en"/>
           <w14:ligatures w14:val="none"/>
         </w:rPr>
+        <w:lastRenderedPageBreak/>
         <w:pict w14:anchorId="3F795CE9">
           <v:rect id="_x0000_i1035" style="width:0;height:1.5pt" o:hralign="center" o:hrstd="t" o:hr="t" fillcolor="#a0a0a0" stroked="f"/>
         </w:pict>
@@ -8186,41 +8185,23 @@
     </w:p>
     <w:p>
       <w:pPr>
-        <w:spacing w:before="280" w:after="80" w:line="276" w:lineRule="auto"/>
-        <w:outlineLvl w:val="1"/>
-        <w:rPr>
-          <w:rFonts w:asciiTheme="majorHAnsi" w:eastAsiaTheme="majorEastAsia" w:hAnsiTheme="majorHAnsi" w:cstheme="majorBidi"/>
-          <w:color w:val="2F5496" w:themeColor="accent1" w:themeShade="BF"/>
-          <w:kern w:val="0"/>
-          <w:sz w:val="32"/>
-          <w:szCs w:val="32"/>
-          <w:lang w:val="en"/>
-          <w14:ligatures w14:val="none"/>
+        <w:pStyle w:val="Heading2"/>
+        <w:rPr>
+          <w:lang w:val="en"/>
         </w:rPr>
       </w:pPr>
       <w:bookmarkStart w:id="20" w:name="_62w7uyy7oqf" w:colFirst="0" w:colLast="0"/>
       <w:bookmarkEnd w:id="20"/>
       <w:r>
         <w:rPr>
-          <w:rFonts w:ascii="Segoe UI Emoji" w:eastAsiaTheme="majorEastAsia" w:hAnsi="Segoe UI Emoji" w:cs="Segoe UI Emoji"/>
-          <w:color w:val="2F5496" w:themeColor="accent1" w:themeShade="BF"/>
-          <w:kern w:val="0"/>
-          <w:sz w:val="32"/>
-          <w:szCs w:val="32"/>
-          <w:lang w:val="en"/>
-          <w14:ligatures w14:val="none"/>
+          <w:rFonts w:ascii="Segoe UI Emoji" w:hAnsi="Segoe UI Emoji" w:cs="Segoe UI Emoji"/>
+          <w:lang w:val="en"/>
         </w:rPr>
         <w:t>📦</w:t>
       </w:r>
       <w:r>
         <w:rPr>
-          <w:rFonts w:asciiTheme="majorHAnsi" w:eastAsiaTheme="majorEastAsia" w:hAnsiTheme="majorHAnsi" w:cstheme="majorBidi"/>
-          <w:color w:val="2F5496" w:themeColor="accent1" w:themeShade="BF"/>
-          <w:kern w:val="0"/>
-          <w:sz w:val="32"/>
-          <w:szCs w:val="32"/>
-          <w:lang w:val="en"/>
-          <w14:ligatures w14:val="none"/>
+          <w:lang w:val="en"/>
         </w:rPr>
         <w:t xml:space="preserve"> Benefits of a Web Interface</w:t>
       </w:r>
@@ -8264,19 +8245,35 @@
         </w:rPr>
         <w:t xml:space="preserve">: </w:t>
       </w:r>
-      <w:r>
-        <w:rPr>
-          <w:rFonts w:ascii="Arial" w:eastAsia="Arial" w:hAnsi="Arial" w:cs="Arial"/>
-          <w:b/>
-          <w:color w:val="000000"/>
-          <w:kern w:val="0"/>
-          <w:sz w:val="22"/>
-          <w:szCs w:val="22"/>
-          <w:highlight w:val="darkGray"/>
-          <w:lang w:val="en"/>
-          <w14:ligatures w14:val="none"/>
-        </w:rPr>
-        <w:t>Chatgpt (GPT</w:t>
+      <w:proofErr w:type="spellStart"/>
+      <w:r>
+        <w:rPr>
+          <w:rFonts w:ascii="Arial" w:eastAsia="Arial" w:hAnsi="Arial" w:cs="Arial"/>
+          <w:b/>
+          <w:color w:val="000000"/>
+          <w:kern w:val="0"/>
+          <w:sz w:val="22"/>
+          <w:szCs w:val="22"/>
+          <w:highlight w:val="darkGray"/>
+          <w:lang w:val="en"/>
+          <w14:ligatures w14:val="none"/>
+        </w:rPr>
+        <w:t>Chatgpt</w:t>
+      </w:r>
+      <w:proofErr w:type="spellEnd"/>
+      <w:r>
+        <w:rPr>
+          <w:rFonts w:ascii="Arial" w:eastAsia="Arial" w:hAnsi="Arial" w:cs="Arial"/>
+          <w:b/>
+          <w:color w:val="000000"/>
+          <w:kern w:val="0"/>
+          <w:sz w:val="22"/>
+          <w:szCs w:val="22"/>
+          <w:highlight w:val="darkGray"/>
+          <w:lang w:val="en"/>
+          <w14:ligatures w14:val="none"/>
+        </w:rPr>
+        <w:t xml:space="preserve"> (GPT</w:t>
       </w:r>
       <w:r>
         <w:rPr>
@@ -8883,41 +8880,23 @@
     </w:p>
     <w:p>
       <w:pPr>
-        <w:spacing w:before="280" w:after="80" w:line="276" w:lineRule="auto"/>
-        <w:outlineLvl w:val="1"/>
-        <w:rPr>
-          <w:rFonts w:asciiTheme="majorHAnsi" w:eastAsiaTheme="majorEastAsia" w:hAnsiTheme="majorHAnsi" w:cstheme="majorBidi"/>
-          <w:color w:val="2F5496" w:themeColor="accent1" w:themeShade="BF"/>
-          <w:kern w:val="0"/>
-          <w:sz w:val="32"/>
-          <w:szCs w:val="32"/>
-          <w:lang w:val="en"/>
-          <w14:ligatures w14:val="none"/>
+        <w:pStyle w:val="Heading2"/>
+        <w:rPr>
+          <w:lang w:val="en"/>
         </w:rPr>
       </w:pPr>
       <w:bookmarkStart w:id="21" w:name="_heepucw8ltsz" w:colFirst="0" w:colLast="0"/>
       <w:bookmarkEnd w:id="21"/>
       <w:r>
         <w:rPr>
-          <w:rFonts w:ascii="Segoe UI Symbol" w:eastAsiaTheme="majorEastAsia" w:hAnsi="Segoe UI Symbol" w:cs="Segoe UI Symbol"/>
-          <w:color w:val="2F5496" w:themeColor="accent1" w:themeShade="BF"/>
-          <w:kern w:val="0"/>
-          <w:sz w:val="32"/>
-          <w:szCs w:val="32"/>
-          <w:lang w:val="en"/>
-          <w14:ligatures w14:val="none"/>
+          <w:rFonts w:ascii="Segoe UI Symbol" w:hAnsi="Segoe UI Symbol" w:cs="Segoe UI Symbol"/>
+          <w:lang w:val="en"/>
         </w:rPr>
         <w:t>🖼</w:t>
       </w:r>
       <w:r>
         <w:rPr>
-          <w:rFonts w:asciiTheme="majorHAnsi" w:eastAsiaTheme="majorEastAsia" w:hAnsiTheme="majorHAnsi" w:cstheme="majorBidi"/>
-          <w:color w:val="2F5496" w:themeColor="accent1" w:themeShade="BF"/>
-          <w:kern w:val="0"/>
-          <w:sz w:val="32"/>
-          <w:szCs w:val="32"/>
-          <w:lang w:val="en"/>
-          <w14:ligatures w14:val="none"/>
+          <w:lang w:val="en"/>
         </w:rPr>
         <w:t xml:space="preserve"> Example in Practice</w:t>
       </w:r>
@@ -8961,19 +8940,35 @@
         </w:rPr>
         <w:t xml:space="preserve">: </w:t>
       </w:r>
-      <w:r>
-        <w:rPr>
-          <w:rFonts w:ascii="Arial" w:eastAsia="Arial" w:hAnsi="Arial" w:cs="Arial"/>
-          <w:b/>
-          <w:color w:val="000000"/>
-          <w:kern w:val="0"/>
-          <w:sz w:val="22"/>
-          <w:szCs w:val="22"/>
-          <w:highlight w:val="darkGray"/>
-          <w:lang w:val="en"/>
-          <w14:ligatures w14:val="none"/>
-        </w:rPr>
-        <w:t>Chatgpt (GPT</w:t>
+      <w:proofErr w:type="spellStart"/>
+      <w:r>
+        <w:rPr>
+          <w:rFonts w:ascii="Arial" w:eastAsia="Arial" w:hAnsi="Arial" w:cs="Arial"/>
+          <w:b/>
+          <w:color w:val="000000"/>
+          <w:kern w:val="0"/>
+          <w:sz w:val="22"/>
+          <w:szCs w:val="22"/>
+          <w:highlight w:val="darkGray"/>
+          <w:lang w:val="en"/>
+          <w14:ligatures w14:val="none"/>
+        </w:rPr>
+        <w:t>Chatgpt</w:t>
+      </w:r>
+      <w:proofErr w:type="spellEnd"/>
+      <w:r>
+        <w:rPr>
+          <w:rFonts w:ascii="Arial" w:eastAsia="Arial" w:hAnsi="Arial" w:cs="Arial"/>
+          <w:b/>
+          <w:color w:val="000000"/>
+          <w:kern w:val="0"/>
+          <w:sz w:val="22"/>
+          <w:szCs w:val="22"/>
+          <w:highlight w:val="darkGray"/>
+          <w:lang w:val="en"/>
+          <w14:ligatures w14:val="none"/>
+        </w:rPr>
+        <w:t xml:space="preserve"> (GPT</w:t>
       </w:r>
       <w:r>
         <w:rPr>
@@ -9083,7 +9078,29 @@
           <w:lang w:val="en"/>
           <w14:ligatures w14:val="none"/>
         </w:rPr>
-        <w:t>&lt;form action="insert.php" method="POST"&gt;</w:t>
+        <w:t>&lt;form action="</w:t>
+      </w:r>
+      <w:proofErr w:type="spellStart"/>
+      <w:r>
+        <w:rPr>
+          <w:rFonts w:ascii="Roboto Mono" w:eastAsia="Roboto Mono" w:hAnsi="Roboto Mono" w:cs="Arial"/>
+          <w:kern w:val="0"/>
+          <w:szCs w:val="22"/>
+          <w:lang w:val="en"/>
+          <w14:ligatures w14:val="none"/>
+        </w:rPr>
+        <w:t>insert.php</w:t>
+      </w:r>
+      <w:proofErr w:type="spellEnd"/>
+      <w:r>
+        <w:rPr>
+          <w:rFonts w:ascii="Roboto Mono" w:eastAsia="Roboto Mono" w:hAnsi="Roboto Mono" w:cs="Arial"/>
+          <w:kern w:val="0"/>
+          <w:szCs w:val="22"/>
+          <w:lang w:val="en"/>
+          <w14:ligatures w14:val="none"/>
+        </w:rPr>
+        <w:t>" method="POST"&gt;</w:t>
       </w:r>
     </w:p>
     <w:p>
@@ -9129,6 +9146,7 @@
           <w:lang w:val="en"/>
           <w14:ligatures w14:val="none"/>
         </w:rPr>
+        <w:lastRenderedPageBreak/>
         <w:t xml:space="preserve">  &lt;input type="submit" value="Submit"&gt;</w:t>
       </w:r>
     </w:p>
@@ -9240,16 +9258,9 @@
     </w:p>
     <w:p>
       <w:pPr>
-        <w:spacing w:before="280" w:after="80" w:line="276" w:lineRule="auto"/>
-        <w:outlineLvl w:val="1"/>
-        <w:rPr>
-          <w:rFonts w:asciiTheme="majorHAnsi" w:eastAsiaTheme="majorEastAsia" w:hAnsiTheme="majorHAnsi" w:cstheme="majorBidi"/>
-          <w:color w:val="2F5496" w:themeColor="accent1" w:themeShade="BF"/>
-          <w:kern w:val="0"/>
-          <w:sz w:val="32"/>
-          <w:szCs w:val="32"/>
-          <w:lang w:val="en"/>
-          <w14:ligatures w14:val="none"/>
+        <w:pStyle w:val="Heading2"/>
+        <w:rPr>
+          <w:lang w:val="en"/>
         </w:rPr>
       </w:pPr>
       <w:bookmarkStart w:id="22" w:name="_zdo6uxx2mc37" w:colFirst="0" w:colLast="0"/>
@@ -9257,24 +9268,14 @@
       <w:r>
         <w:rPr>
           <w:rFonts w:ascii="Segoe UI Emoji" w:eastAsia="Arial Unicode MS" w:hAnsi="Segoe UI Emoji" w:cs="Segoe UI Emoji"/>
-          <w:color w:val="2F5496" w:themeColor="accent1" w:themeShade="BF"/>
-          <w:kern w:val="0"/>
-          <w:sz w:val="32"/>
-          <w:szCs w:val="32"/>
-          <w:lang w:val="en"/>
-          <w14:ligatures w14:val="none"/>
+          <w:lang w:val="en"/>
         </w:rPr>
         <w:t>✅</w:t>
       </w:r>
       <w:r>
         <w:rPr>
-          <w:rFonts w:ascii="Arial Unicode MS" w:eastAsia="Arial Unicode MS" w:hAnsi="Arial Unicode MS" w:cs="Arial Unicode MS"/>
-          <w:color w:val="2F5496" w:themeColor="accent1" w:themeShade="BF"/>
-          <w:kern w:val="0"/>
-          <w:sz w:val="32"/>
-          <w:szCs w:val="32"/>
-          <w:lang w:val="en"/>
-          <w14:ligatures w14:val="none"/>
+          <w:rFonts w:eastAsia="Arial Unicode MS"/>
+          <w:lang w:val="en"/>
         </w:rPr>
         <w:t xml:space="preserve"> Summary</w:t>
       </w:r>
@@ -9318,19 +9319,35 @@
         </w:rPr>
         <w:t xml:space="preserve">: </w:t>
       </w:r>
-      <w:r>
-        <w:rPr>
-          <w:rFonts w:ascii="Arial" w:eastAsia="Arial" w:hAnsi="Arial" w:cs="Arial"/>
-          <w:b/>
-          <w:color w:val="000000"/>
-          <w:kern w:val="0"/>
-          <w:sz w:val="22"/>
-          <w:szCs w:val="22"/>
-          <w:highlight w:val="darkGray"/>
-          <w:lang w:val="en"/>
-          <w14:ligatures w14:val="none"/>
-        </w:rPr>
-        <w:t>Chatgpt (GPT</w:t>
+      <w:proofErr w:type="spellStart"/>
+      <w:r>
+        <w:rPr>
+          <w:rFonts w:ascii="Arial" w:eastAsia="Arial" w:hAnsi="Arial" w:cs="Arial"/>
+          <w:b/>
+          <w:color w:val="000000"/>
+          <w:kern w:val="0"/>
+          <w:sz w:val="22"/>
+          <w:szCs w:val="22"/>
+          <w:highlight w:val="darkGray"/>
+          <w:lang w:val="en"/>
+          <w14:ligatures w14:val="none"/>
+        </w:rPr>
+        <w:t>Chatgpt</w:t>
+      </w:r>
+      <w:proofErr w:type="spellEnd"/>
+      <w:r>
+        <w:rPr>
+          <w:rFonts w:ascii="Arial" w:eastAsia="Arial" w:hAnsi="Arial" w:cs="Arial"/>
+          <w:b/>
+          <w:color w:val="000000"/>
+          <w:kern w:val="0"/>
+          <w:sz w:val="22"/>
+          <w:szCs w:val="22"/>
+          <w:highlight w:val="darkGray"/>
+          <w:lang w:val="en"/>
+          <w14:ligatures w14:val="none"/>
+        </w:rPr>
+        <w:t xml:space="preserve"> (GPT</w:t>
       </w:r>
       <w:r>
         <w:rPr>
@@ -9933,34 +9950,28 @@
     </w:p>
     <w:p>
       <w:pPr>
-        <w:keepNext/>
-        <w:keepLines/>
-        <w:spacing w:before="360" w:after="80" w:line="276" w:lineRule="auto"/>
-        <w:outlineLvl w:val="0"/>
-        <w:rPr>
-          <w:rFonts w:asciiTheme="majorHAnsi" w:eastAsiaTheme="majorEastAsia" w:hAnsiTheme="majorHAnsi" w:cstheme="majorBidi"/>
-          <w:color w:val="2F5496" w:themeColor="accent1" w:themeShade="BF"/>
-          <w:kern w:val="0"/>
-          <w:sz w:val="40"/>
-          <w:szCs w:val="40"/>
-          <w:lang w:val="en"/>
-          <w14:ligatures w14:val="none"/>
+        <w:pStyle w:val="Heading1"/>
+        <w:rPr>
+          <w:lang w:val="en"/>
         </w:rPr>
       </w:pPr>
       <w:bookmarkStart w:id="23" w:name="_2dtgw4jhf20t" w:colFirst="0" w:colLast="0"/>
       <w:bookmarkEnd w:id="23"/>
       <w:r>
         <w:rPr>
-          <w:rFonts w:asciiTheme="majorHAnsi" w:eastAsiaTheme="majorEastAsia" w:hAnsiTheme="majorHAnsi" w:cstheme="majorBidi"/>
-          <w:color w:val="2F5496" w:themeColor="accent1" w:themeShade="BF"/>
-          <w:kern w:val="0"/>
-          <w:sz w:val="40"/>
-          <w:szCs w:val="40"/>
-          <w:lang w:val="en"/>
-          <w14:ligatures w14:val="none"/>
-        </w:rPr>
-        <w:t>4-what is url</w:t>
-      </w:r>
+          <w:lang w:val="en"/>
+        </w:rPr>
+        <w:lastRenderedPageBreak/>
+        <w:t xml:space="preserve">4-what is </w:t>
+      </w:r>
+      <w:proofErr w:type="spellStart"/>
+      <w:r>
+        <w:rPr>
+          <w:lang w:val="en"/>
+        </w:rPr>
+        <w:t>url</w:t>
+      </w:r>
+      <w:proofErr w:type="spellEnd"/>
     </w:p>
     <w:p>
       <w:pPr>
@@ -10001,19 +10012,35 @@
         </w:rPr>
         <w:t xml:space="preserve">: </w:t>
       </w:r>
-      <w:r>
-        <w:rPr>
-          <w:rFonts w:ascii="Arial" w:eastAsia="Arial" w:hAnsi="Arial" w:cs="Arial"/>
-          <w:b/>
-          <w:color w:val="000000"/>
-          <w:kern w:val="0"/>
-          <w:sz w:val="22"/>
-          <w:szCs w:val="22"/>
-          <w:highlight w:val="darkGray"/>
-          <w:lang w:val="en"/>
-          <w14:ligatures w14:val="none"/>
-        </w:rPr>
-        <w:t>Chatgpt (GPT</w:t>
+      <w:proofErr w:type="spellStart"/>
+      <w:r>
+        <w:rPr>
+          <w:rFonts w:ascii="Arial" w:eastAsia="Arial" w:hAnsi="Arial" w:cs="Arial"/>
+          <w:b/>
+          <w:color w:val="000000"/>
+          <w:kern w:val="0"/>
+          <w:sz w:val="22"/>
+          <w:szCs w:val="22"/>
+          <w:highlight w:val="darkGray"/>
+          <w:lang w:val="en"/>
+          <w14:ligatures w14:val="none"/>
+        </w:rPr>
+        <w:t>Chatgpt</w:t>
+      </w:r>
+      <w:proofErr w:type="spellEnd"/>
+      <w:r>
+        <w:rPr>
+          <w:rFonts w:ascii="Arial" w:eastAsia="Arial" w:hAnsi="Arial" w:cs="Arial"/>
+          <w:b/>
+          <w:color w:val="000000"/>
+          <w:kern w:val="0"/>
+          <w:sz w:val="22"/>
+          <w:szCs w:val="22"/>
+          <w:highlight w:val="darkGray"/>
+          <w:lang w:val="en"/>
+          <w14:ligatures w14:val="none"/>
+        </w:rPr>
+        <w:t xml:space="preserve"> (GPT</w:t>
       </w:r>
       <w:r>
         <w:rPr>
@@ -10091,29 +10118,16 @@
     </w:p>
     <w:p>
       <w:pPr>
-        <w:spacing w:before="280" w:after="80" w:line="276" w:lineRule="auto"/>
-        <w:outlineLvl w:val="1"/>
-        <w:rPr>
-          <w:rFonts w:asciiTheme="majorHAnsi" w:eastAsiaTheme="majorEastAsia" w:hAnsiTheme="majorHAnsi" w:cstheme="majorBidi"/>
-          <w:color w:val="2F5496" w:themeColor="accent1" w:themeShade="BF"/>
-          <w:kern w:val="0"/>
-          <w:sz w:val="32"/>
-          <w:szCs w:val="32"/>
-          <w:lang w:val="en"/>
-          <w14:ligatures w14:val="none"/>
+        <w:pStyle w:val="Heading2"/>
+        <w:rPr>
+          <w:lang w:val="en"/>
         </w:rPr>
       </w:pPr>
       <w:bookmarkStart w:id="24" w:name="_meqzrriqyr3n" w:colFirst="0" w:colLast="0"/>
       <w:bookmarkEnd w:id="24"/>
       <w:r>
         <w:rPr>
-          <w:rFonts w:asciiTheme="majorHAnsi" w:eastAsiaTheme="majorEastAsia" w:hAnsiTheme="majorHAnsi" w:cstheme="majorBidi"/>
-          <w:color w:val="2F5496" w:themeColor="accent1" w:themeShade="BF"/>
-          <w:kern w:val="0"/>
-          <w:sz w:val="32"/>
-          <w:szCs w:val="32"/>
-          <w:lang w:val="en"/>
-          <w14:ligatures w14:val="none"/>
+          <w:lang w:val="en"/>
         </w:rPr>
         <w:t>Example:</w:t>
       </w:r>
@@ -10157,19 +10171,35 @@
         </w:rPr>
         <w:t xml:space="preserve">: </w:t>
       </w:r>
-      <w:r>
-        <w:rPr>
-          <w:rFonts w:ascii="Arial" w:eastAsia="Arial" w:hAnsi="Arial" w:cs="Arial"/>
-          <w:b/>
-          <w:color w:val="000000"/>
-          <w:kern w:val="0"/>
-          <w:sz w:val="22"/>
-          <w:szCs w:val="22"/>
-          <w:highlight w:val="darkGray"/>
-          <w:lang w:val="en"/>
-          <w14:ligatures w14:val="none"/>
-        </w:rPr>
-        <w:t>Chatgpt (GPT</w:t>
+      <w:proofErr w:type="spellStart"/>
+      <w:r>
+        <w:rPr>
+          <w:rFonts w:ascii="Arial" w:eastAsia="Arial" w:hAnsi="Arial" w:cs="Arial"/>
+          <w:b/>
+          <w:color w:val="000000"/>
+          <w:kern w:val="0"/>
+          <w:sz w:val="22"/>
+          <w:szCs w:val="22"/>
+          <w:highlight w:val="darkGray"/>
+          <w:lang w:val="en"/>
+          <w14:ligatures w14:val="none"/>
+        </w:rPr>
+        <w:t>Chatgpt</w:t>
+      </w:r>
+      <w:proofErr w:type="spellEnd"/>
+      <w:r>
+        <w:rPr>
+          <w:rFonts w:ascii="Arial" w:eastAsia="Arial" w:hAnsi="Arial" w:cs="Arial"/>
+          <w:b/>
+          <w:color w:val="000000"/>
+          <w:kern w:val="0"/>
+          <w:sz w:val="22"/>
+          <w:szCs w:val="22"/>
+          <w:highlight w:val="darkGray"/>
+          <w:lang w:val="en"/>
+          <w14:ligatures w14:val="none"/>
+        </w:rPr>
+        <w:t xml:space="preserve"> (GPT</w:t>
       </w:r>
       <w:r>
         <w:rPr>
@@ -10297,29 +10327,16 @@
     </w:p>
     <w:p>
       <w:pPr>
-        <w:spacing w:before="280" w:after="80" w:line="276" w:lineRule="auto"/>
-        <w:outlineLvl w:val="1"/>
-        <w:rPr>
-          <w:rFonts w:asciiTheme="majorHAnsi" w:eastAsiaTheme="majorEastAsia" w:hAnsiTheme="majorHAnsi" w:cstheme="majorBidi"/>
-          <w:color w:val="2F5496" w:themeColor="accent1" w:themeShade="BF"/>
-          <w:kern w:val="0"/>
-          <w:sz w:val="32"/>
-          <w:szCs w:val="32"/>
-          <w:lang w:val="en"/>
-          <w14:ligatures w14:val="none"/>
+        <w:pStyle w:val="Heading2"/>
+        <w:rPr>
+          <w:lang w:val="en"/>
         </w:rPr>
       </w:pPr>
       <w:bookmarkStart w:id="25" w:name="_snqlr5rw02wf" w:colFirst="0" w:colLast="0"/>
       <w:bookmarkEnd w:id="25"/>
       <w:r>
         <w:rPr>
-          <w:rFonts w:asciiTheme="majorHAnsi" w:eastAsiaTheme="majorEastAsia" w:hAnsiTheme="majorHAnsi" w:cstheme="majorBidi"/>
-          <w:color w:val="2F5496" w:themeColor="accent1" w:themeShade="BF"/>
-          <w:kern w:val="0"/>
-          <w:sz w:val="32"/>
-          <w:szCs w:val="32"/>
-          <w:lang w:val="en"/>
-          <w14:ligatures w14:val="none"/>
+          <w:lang w:val="en"/>
         </w:rPr>
         <w:t>Parts of a URL:</w:t>
       </w:r>
@@ -10363,19 +10380,35 @@
         </w:rPr>
         <w:t xml:space="preserve">: </w:t>
       </w:r>
-      <w:r>
-        <w:rPr>
-          <w:rFonts w:ascii="Arial" w:eastAsia="Arial" w:hAnsi="Arial" w:cs="Arial"/>
-          <w:b/>
-          <w:color w:val="000000"/>
-          <w:kern w:val="0"/>
-          <w:sz w:val="22"/>
-          <w:szCs w:val="22"/>
-          <w:highlight w:val="darkGray"/>
-          <w:lang w:val="en"/>
-          <w14:ligatures w14:val="none"/>
-        </w:rPr>
-        <w:t>Chatgpt (GPT</w:t>
+      <w:proofErr w:type="spellStart"/>
+      <w:r>
+        <w:rPr>
+          <w:rFonts w:ascii="Arial" w:eastAsia="Arial" w:hAnsi="Arial" w:cs="Arial"/>
+          <w:b/>
+          <w:color w:val="000000"/>
+          <w:kern w:val="0"/>
+          <w:sz w:val="22"/>
+          <w:szCs w:val="22"/>
+          <w:highlight w:val="darkGray"/>
+          <w:lang w:val="en"/>
+          <w14:ligatures w14:val="none"/>
+        </w:rPr>
+        <w:t>Chatgpt</w:t>
+      </w:r>
+      <w:proofErr w:type="spellEnd"/>
+      <w:r>
+        <w:rPr>
+          <w:rFonts w:ascii="Arial" w:eastAsia="Arial" w:hAnsi="Arial" w:cs="Arial"/>
+          <w:b/>
+          <w:color w:val="000000"/>
+          <w:kern w:val="0"/>
+          <w:sz w:val="22"/>
+          <w:szCs w:val="22"/>
+          <w:highlight w:val="darkGray"/>
+          <w:lang w:val="en"/>
+          <w14:ligatures w14:val="none"/>
+        </w:rPr>
+        <w:t xml:space="preserve"> (GPT</w:t>
       </w:r>
       <w:r>
         <w:rPr>
@@ -10644,6 +10677,7 @@
         </w:rPr>
         <w:t>Query string</w:t>
       </w:r>
+      <w:proofErr w:type="gramStart"/>
       <w:r>
         <w:rPr>
           <w:rFonts w:ascii="Roboto Mono" w:eastAsia="Roboto Mono" w:hAnsi="Roboto Mono" w:cs="Arial"/>
@@ -10663,8 +10697,33 @@
           <w:lang w:val="en"/>
           <w14:ligatures w14:val="none"/>
         </w:rPr>
-        <w:t>?search=chatgpt</w:t>
-      </w:r>
+        <w:t>?search</w:t>
+      </w:r>
+      <w:proofErr w:type="gramEnd"/>
+      <w:r>
+        <w:rPr>
+          <w:rFonts w:ascii="Roboto Mono" w:eastAsia="Roboto Mono" w:hAnsi="Roboto Mono" w:cs="Roboto Mono"/>
+          <w:color w:val="188038"/>
+          <w:kern w:val="0"/>
+          <w:szCs w:val="22"/>
+          <w:lang w:val="en"/>
+          <w14:ligatures w14:val="none"/>
+        </w:rPr>
+        <w:t>=</w:t>
+      </w:r>
+      <w:proofErr w:type="spellStart"/>
+      <w:r>
+        <w:rPr>
+          <w:rFonts w:ascii="Roboto Mono" w:eastAsia="Roboto Mono" w:hAnsi="Roboto Mono" w:cs="Roboto Mono"/>
+          <w:color w:val="188038"/>
+          <w:kern w:val="0"/>
+          <w:szCs w:val="22"/>
+          <w:lang w:val="en"/>
+          <w14:ligatures w14:val="none"/>
+        </w:rPr>
+        <w:t>chatgpt</w:t>
+      </w:r>
+      <w:proofErr w:type="spellEnd"/>
       <w:r>
         <w:rPr>
           <w:rFonts w:ascii="Roboto Mono" w:eastAsia="Roboto Mono" w:hAnsi="Roboto Mono" w:cs="Arial"/>
@@ -10917,31 +10976,16 @@
     </w:p>
     <w:p>
       <w:pPr>
-        <w:keepNext/>
-        <w:keepLines/>
-        <w:spacing w:before="160" w:after="80" w:line="276" w:lineRule="auto"/>
-        <w:outlineLvl w:val="1"/>
-        <w:rPr>
-          <w:rFonts w:asciiTheme="majorHAnsi" w:eastAsiaTheme="majorEastAsia" w:hAnsiTheme="majorHAnsi" w:cstheme="majorBidi"/>
-          <w:color w:val="2F5496" w:themeColor="accent1" w:themeShade="BF"/>
-          <w:kern w:val="0"/>
-          <w:sz w:val="32"/>
-          <w:szCs w:val="32"/>
-          <w:lang w:val="en"/>
-          <w14:ligatures w14:val="none"/>
+        <w:pStyle w:val="Heading2"/>
+        <w:rPr>
+          <w:lang w:val="en"/>
         </w:rPr>
       </w:pPr>
       <w:bookmarkStart w:id="26" w:name="_5fizwnilc8fq" w:colFirst="0" w:colLast="0"/>
       <w:bookmarkEnd w:id="26"/>
       <w:r>
         <w:rPr>
-          <w:rFonts w:asciiTheme="majorHAnsi" w:eastAsiaTheme="majorEastAsia" w:hAnsiTheme="majorHAnsi" w:cstheme="majorBidi"/>
-          <w:color w:val="2F5496" w:themeColor="accent1" w:themeShade="BF"/>
-          <w:kern w:val="0"/>
-          <w:sz w:val="32"/>
-          <w:szCs w:val="32"/>
-          <w:lang w:val="en"/>
-          <w14:ligatures w14:val="none"/>
+          <w:lang w:val="en"/>
         </w:rPr>
         <w:t>break down a specific URL</w:t>
       </w:r>
@@ -10985,19 +11029,35 @@
         </w:rPr>
         <w:t xml:space="preserve">: </w:t>
       </w:r>
-      <w:r>
-        <w:rPr>
-          <w:rFonts w:ascii="Arial" w:eastAsia="Arial" w:hAnsi="Arial" w:cs="Arial"/>
-          <w:b/>
-          <w:color w:val="000000"/>
-          <w:kern w:val="0"/>
-          <w:sz w:val="22"/>
-          <w:szCs w:val="22"/>
-          <w:highlight w:val="darkGray"/>
-          <w:lang w:val="en"/>
-          <w14:ligatures w14:val="none"/>
-        </w:rPr>
-        <w:t>Chatgpt (GPT</w:t>
+      <w:proofErr w:type="spellStart"/>
+      <w:r>
+        <w:rPr>
+          <w:rFonts w:ascii="Arial" w:eastAsia="Arial" w:hAnsi="Arial" w:cs="Arial"/>
+          <w:b/>
+          <w:color w:val="000000"/>
+          <w:kern w:val="0"/>
+          <w:sz w:val="22"/>
+          <w:szCs w:val="22"/>
+          <w:highlight w:val="darkGray"/>
+          <w:lang w:val="en"/>
+          <w14:ligatures w14:val="none"/>
+        </w:rPr>
+        <w:t>Chatgpt</w:t>
+      </w:r>
+      <w:proofErr w:type="spellEnd"/>
+      <w:r>
+        <w:rPr>
+          <w:rFonts w:ascii="Arial" w:eastAsia="Arial" w:hAnsi="Arial" w:cs="Arial"/>
+          <w:b/>
+          <w:color w:val="000000"/>
+          <w:kern w:val="0"/>
+          <w:sz w:val="22"/>
+          <w:szCs w:val="22"/>
+          <w:highlight w:val="darkGray"/>
+          <w:lang w:val="en"/>
+          <w14:ligatures w14:val="none"/>
+        </w:rPr>
+        <w:t xml:space="preserve"> (GPT</w:t>
       </w:r>
       <w:r>
         <w:rPr>
@@ -11138,43 +11198,25 @@
     </w:p>
     <w:p>
       <w:pPr>
-        <w:keepNext/>
-        <w:keepLines/>
-        <w:spacing w:before="160" w:after="80" w:line="276" w:lineRule="auto"/>
-        <w:outlineLvl w:val="2"/>
+        <w:pStyle w:val="Heading3"/>
         <w:rPr>
           <w:rFonts w:ascii="Roboto Mono" w:eastAsia="Roboto Mono" w:hAnsi="Roboto Mono" w:cs="Roboto Mono"/>
           <w:color w:val="188038"/>
-          <w:kern w:val="0"/>
-          <w:sz w:val="28"/>
-          <w:szCs w:val="28"/>
-          <w:lang w:val="en"/>
-          <w14:ligatures w14:val="none"/>
+          <w:lang w:val="en"/>
         </w:rPr>
       </w:pPr>
       <w:bookmarkStart w:id="27" w:name="_ch83s1swf4sd" w:colFirst="0" w:colLast="0"/>
       <w:bookmarkEnd w:id="27"/>
       <w:r>
         <w:rPr>
-          <w:rFonts w:ascii="Segoe UI Emoji" w:eastAsiaTheme="majorEastAsia" w:hAnsi="Segoe UI Emoji" w:cs="Segoe UI Emoji"/>
-          <w:color w:val="2F5496" w:themeColor="accent1" w:themeShade="BF"/>
-          <w:kern w:val="0"/>
-          <w:sz w:val="28"/>
-          <w:szCs w:val="28"/>
-          <w:lang w:val="en"/>
-          <w14:ligatures w14:val="none"/>
+          <w:rFonts w:ascii="Segoe UI Emoji" w:hAnsi="Segoe UI Emoji" w:cs="Segoe UI Emoji"/>
+          <w:lang w:val="en"/>
         </w:rPr>
         <w:t>🧩</w:t>
       </w:r>
       <w:r>
         <w:rPr>
-          <w:rFonts w:ascii="Arial" w:eastAsiaTheme="majorEastAsia" w:hAnsi="Arial" w:cstheme="majorBidi"/>
-          <w:color w:val="2F5496" w:themeColor="accent1" w:themeShade="BF"/>
-          <w:kern w:val="0"/>
-          <w:sz w:val="28"/>
-          <w:szCs w:val="28"/>
-          <w:lang w:val="en"/>
-          <w14:ligatures w14:val="none"/>
+          <w:lang w:val="en"/>
         </w:rPr>
         <w:t xml:space="preserve"> 1. Protocol → </w:t>
       </w:r>
@@ -11182,11 +11224,7 @@
         <w:rPr>
           <w:rFonts w:ascii="Roboto Mono" w:eastAsia="Roboto Mono" w:hAnsi="Roboto Mono" w:cs="Roboto Mono"/>
           <w:color w:val="188038"/>
-          <w:kern w:val="0"/>
-          <w:sz w:val="28"/>
-          <w:szCs w:val="28"/>
-          <w:lang w:val="en"/>
-          <w14:ligatures w14:val="none"/>
+          <w:lang w:val="en"/>
         </w:rPr>
         <w:t>https://</w:t>
       </w:r>
@@ -11230,19 +11268,35 @@
         </w:rPr>
         <w:t xml:space="preserve">: </w:t>
       </w:r>
-      <w:r>
-        <w:rPr>
-          <w:rFonts w:ascii="Arial" w:eastAsia="Arial" w:hAnsi="Arial" w:cs="Arial"/>
-          <w:b/>
-          <w:color w:val="000000"/>
-          <w:kern w:val="0"/>
-          <w:sz w:val="22"/>
-          <w:szCs w:val="22"/>
-          <w:highlight w:val="darkGray"/>
-          <w:lang w:val="en"/>
-          <w14:ligatures w14:val="none"/>
-        </w:rPr>
-        <w:t>Chatgpt (GPT</w:t>
+      <w:proofErr w:type="spellStart"/>
+      <w:r>
+        <w:rPr>
+          <w:rFonts w:ascii="Arial" w:eastAsia="Arial" w:hAnsi="Arial" w:cs="Arial"/>
+          <w:b/>
+          <w:color w:val="000000"/>
+          <w:kern w:val="0"/>
+          <w:sz w:val="22"/>
+          <w:szCs w:val="22"/>
+          <w:highlight w:val="darkGray"/>
+          <w:lang w:val="en"/>
+          <w14:ligatures w14:val="none"/>
+        </w:rPr>
+        <w:t>Chatgpt</w:t>
+      </w:r>
+      <w:proofErr w:type="spellEnd"/>
+      <w:r>
+        <w:rPr>
+          <w:rFonts w:ascii="Arial" w:eastAsia="Arial" w:hAnsi="Arial" w:cs="Arial"/>
+          <w:b/>
+          <w:color w:val="000000"/>
+          <w:kern w:val="0"/>
+          <w:sz w:val="22"/>
+          <w:szCs w:val="22"/>
+          <w:highlight w:val="darkGray"/>
+          <w:lang w:val="en"/>
+          <w14:ligatures w14:val="none"/>
+        </w:rPr>
+        <w:t xml:space="preserve"> (GPT</w:t>
       </w:r>
       <w:r>
         <w:rPr>
@@ -11428,16 +11482,11 @@
     </w:p>
     <w:p>
       <w:pPr>
-        <w:keepNext/>
-        <w:keepLines/>
-        <w:spacing w:before="160" w:after="80" w:line="276" w:lineRule="auto"/>
-        <w:outlineLvl w:val="2"/>
+        <w:pStyle w:val="Heading3"/>
         <w:rPr>
           <w:rFonts w:ascii="Roboto Mono" w:eastAsia="Roboto Mono" w:hAnsi="Roboto Mono" w:cs="Roboto Mono"/>
           <w:color w:val="188038"/>
           <w:kern w:val="0"/>
-          <w:sz w:val="28"/>
-          <w:szCs w:val="28"/>
           <w:lang w:val="en"/>
           <w14:ligatures w14:val="none"/>
         </w:rPr>
@@ -11446,11 +11495,8 @@
       <w:bookmarkEnd w:id="28"/>
       <w:r>
         <w:rPr>
-          <w:rFonts w:ascii="Segoe UI Emoji" w:eastAsiaTheme="majorEastAsia" w:hAnsi="Segoe UI Emoji" w:cs="Segoe UI Emoji"/>
-          <w:color w:val="2F5496" w:themeColor="accent1" w:themeShade="BF"/>
-          <w:kern w:val="0"/>
-          <w:sz w:val="28"/>
-          <w:szCs w:val="28"/>
+          <w:rFonts w:ascii="Segoe UI Emoji" w:hAnsi="Segoe UI Emoji" w:cs="Segoe UI Emoji"/>
+          <w:kern w:val="0"/>
           <w:lang w:val="en"/>
           <w14:ligatures w14:val="none"/>
         </w:rPr>
@@ -11458,11 +11504,8 @@
       </w:r>
       <w:r>
         <w:rPr>
-          <w:rFonts w:ascii="Arial" w:eastAsiaTheme="majorEastAsia" w:hAnsi="Arial" w:cstheme="majorBidi"/>
-          <w:color w:val="2F5496" w:themeColor="accent1" w:themeShade="BF"/>
-          <w:kern w:val="0"/>
-          <w:sz w:val="28"/>
-          <w:szCs w:val="28"/>
+          <w:rFonts w:ascii="Arial" w:hAnsi="Arial"/>
+          <w:kern w:val="0"/>
           <w:lang w:val="en"/>
           <w14:ligatures w14:val="none"/>
         </w:rPr>
@@ -11474,8 +11517,6 @@
             <w:rFonts w:ascii="Roboto Mono" w:eastAsia="Roboto Mono" w:hAnsi="Roboto Mono" w:cs="Roboto Mono"/>
             <w:color w:val="1155CC"/>
             <w:kern w:val="0"/>
-            <w:sz w:val="28"/>
-            <w:szCs w:val="28"/>
             <w:u w:val="single"/>
             <w:lang w:val="en"/>
             <w14:ligatures w14:val="none"/>
@@ -11523,19 +11564,35 @@
         </w:rPr>
         <w:t xml:space="preserve">: </w:t>
       </w:r>
-      <w:r>
-        <w:rPr>
-          <w:rFonts w:ascii="Arial" w:eastAsia="Arial" w:hAnsi="Arial" w:cs="Arial"/>
-          <w:b/>
-          <w:color w:val="000000"/>
-          <w:kern w:val="0"/>
-          <w:sz w:val="22"/>
-          <w:szCs w:val="22"/>
-          <w:highlight w:val="darkGray"/>
-          <w:lang w:val="en"/>
-          <w14:ligatures w14:val="none"/>
-        </w:rPr>
-        <w:t>Chatgpt (GPT</w:t>
+      <w:proofErr w:type="spellStart"/>
+      <w:r>
+        <w:rPr>
+          <w:rFonts w:ascii="Arial" w:eastAsia="Arial" w:hAnsi="Arial" w:cs="Arial"/>
+          <w:b/>
+          <w:color w:val="000000"/>
+          <w:kern w:val="0"/>
+          <w:sz w:val="22"/>
+          <w:szCs w:val="22"/>
+          <w:highlight w:val="darkGray"/>
+          <w:lang w:val="en"/>
+          <w14:ligatures w14:val="none"/>
+        </w:rPr>
+        <w:t>Chatgpt</w:t>
+      </w:r>
+      <w:proofErr w:type="spellEnd"/>
+      <w:r>
+        <w:rPr>
+          <w:rFonts w:ascii="Arial" w:eastAsia="Arial" w:hAnsi="Arial" w:cs="Arial"/>
+          <w:b/>
+          <w:color w:val="000000"/>
+          <w:kern w:val="0"/>
+          <w:sz w:val="22"/>
+          <w:szCs w:val="22"/>
+          <w:highlight w:val="darkGray"/>
+          <w:lang w:val="en"/>
+          <w14:ligatures w14:val="none"/>
+        </w:rPr>
+        <w:t xml:space="preserve"> (GPT</w:t>
       </w:r>
       <w:r>
         <w:rPr>
@@ -11689,43 +11746,25 @@
     </w:p>
     <w:p>
       <w:pPr>
-        <w:keepNext/>
-        <w:keepLines/>
-        <w:spacing w:before="160" w:after="80" w:line="276" w:lineRule="auto"/>
-        <w:outlineLvl w:val="2"/>
+        <w:pStyle w:val="Heading3"/>
         <w:rPr>
           <w:rFonts w:ascii="Roboto Mono" w:eastAsia="Roboto Mono" w:hAnsi="Roboto Mono" w:cs="Roboto Mono"/>
           <w:color w:val="188038"/>
-          <w:kern w:val="0"/>
-          <w:sz w:val="28"/>
-          <w:szCs w:val="28"/>
-          <w:lang w:val="en"/>
-          <w14:ligatures w14:val="none"/>
+          <w:lang w:val="en"/>
         </w:rPr>
       </w:pPr>
       <w:bookmarkStart w:id="29" w:name="_kuh3nvu0v2lt" w:colFirst="0" w:colLast="0"/>
       <w:bookmarkEnd w:id="29"/>
       <w:r>
         <w:rPr>
-          <w:rFonts w:ascii="Segoe UI Emoji" w:eastAsiaTheme="majorEastAsia" w:hAnsi="Segoe UI Emoji" w:cs="Segoe UI Emoji"/>
-          <w:color w:val="2F5496" w:themeColor="accent1" w:themeShade="BF"/>
-          <w:kern w:val="0"/>
-          <w:sz w:val="28"/>
-          <w:szCs w:val="28"/>
-          <w:lang w:val="en"/>
-          <w14:ligatures w14:val="none"/>
+          <w:rFonts w:ascii="Segoe UI Emoji" w:hAnsi="Segoe UI Emoji" w:cs="Segoe UI Emoji"/>
+          <w:lang w:val="en"/>
         </w:rPr>
         <w:t>📁</w:t>
       </w:r>
       <w:r>
         <w:rPr>
-          <w:rFonts w:ascii="Arial" w:eastAsiaTheme="majorEastAsia" w:hAnsi="Arial" w:cstheme="majorBidi"/>
-          <w:color w:val="2F5496" w:themeColor="accent1" w:themeShade="BF"/>
-          <w:kern w:val="0"/>
-          <w:sz w:val="28"/>
-          <w:szCs w:val="28"/>
-          <w:lang w:val="en"/>
-          <w14:ligatures w14:val="none"/>
+          <w:lang w:val="en"/>
         </w:rPr>
         <w:t xml:space="preserve"> 3. Path → </w:t>
       </w:r>
@@ -11733,11 +11772,7 @@
         <w:rPr>
           <w:rFonts w:ascii="Roboto Mono" w:eastAsia="Roboto Mono" w:hAnsi="Roboto Mono" w:cs="Roboto Mono"/>
           <w:color w:val="188038"/>
-          <w:kern w:val="0"/>
-          <w:sz w:val="28"/>
-          <w:szCs w:val="28"/>
-          <w:lang w:val="en"/>
-          <w14:ligatures w14:val="none"/>
+          <w:lang w:val="en"/>
         </w:rPr>
         <w:t>/watch</w:t>
       </w:r>
@@ -11781,19 +11816,35 @@
         </w:rPr>
         <w:t xml:space="preserve">: </w:t>
       </w:r>
-      <w:r>
-        <w:rPr>
-          <w:rFonts w:ascii="Arial" w:eastAsia="Arial" w:hAnsi="Arial" w:cs="Arial"/>
-          <w:b/>
-          <w:color w:val="000000"/>
-          <w:kern w:val="0"/>
-          <w:sz w:val="22"/>
-          <w:szCs w:val="22"/>
-          <w:highlight w:val="darkGray"/>
-          <w:lang w:val="en"/>
-          <w14:ligatures w14:val="none"/>
-        </w:rPr>
-        <w:t>Chatgpt (GPT</w:t>
+      <w:proofErr w:type="spellStart"/>
+      <w:r>
+        <w:rPr>
+          <w:rFonts w:ascii="Arial" w:eastAsia="Arial" w:hAnsi="Arial" w:cs="Arial"/>
+          <w:b/>
+          <w:color w:val="000000"/>
+          <w:kern w:val="0"/>
+          <w:sz w:val="22"/>
+          <w:szCs w:val="22"/>
+          <w:highlight w:val="darkGray"/>
+          <w:lang w:val="en"/>
+          <w14:ligatures w14:val="none"/>
+        </w:rPr>
+        <w:t>Chatgpt</w:t>
+      </w:r>
+      <w:proofErr w:type="spellEnd"/>
+      <w:r>
+        <w:rPr>
+          <w:rFonts w:ascii="Arial" w:eastAsia="Arial" w:hAnsi="Arial" w:cs="Arial"/>
+          <w:b/>
+          <w:color w:val="000000"/>
+          <w:kern w:val="0"/>
+          <w:sz w:val="22"/>
+          <w:szCs w:val="22"/>
+          <w:highlight w:val="darkGray"/>
+          <w:lang w:val="en"/>
+          <w14:ligatures w14:val="none"/>
+        </w:rPr>
+        <w:t xml:space="preserve"> (GPT</w:t>
       </w:r>
       <w:r>
         <w:rPr>
@@ -11973,57 +12024,51 @@
     </w:p>
     <w:p>
       <w:pPr>
-        <w:keepNext/>
-        <w:keepLines/>
-        <w:spacing w:before="160" w:after="80" w:line="276" w:lineRule="auto"/>
-        <w:outlineLvl w:val="2"/>
+        <w:pStyle w:val="Heading3"/>
         <w:rPr>
           <w:rFonts w:ascii="Roboto Mono" w:eastAsia="Roboto Mono" w:hAnsi="Roboto Mono" w:cs="Roboto Mono"/>
           <w:color w:val="188038"/>
-          <w:kern w:val="0"/>
-          <w:sz w:val="28"/>
-          <w:szCs w:val="28"/>
-          <w:lang w:val="en"/>
-          <w14:ligatures w14:val="none"/>
+          <w:lang w:val="en"/>
         </w:rPr>
       </w:pPr>
       <w:bookmarkStart w:id="30" w:name="_25ryfnivnk19" w:colFirst="0" w:colLast="0"/>
       <w:bookmarkEnd w:id="30"/>
       <w:r>
         <w:rPr>
-          <w:rFonts w:ascii="Segoe UI Emoji" w:eastAsiaTheme="majorEastAsia" w:hAnsi="Segoe UI Emoji" w:cs="Segoe UI Emoji"/>
-          <w:color w:val="2F5496" w:themeColor="accent1" w:themeShade="BF"/>
-          <w:kern w:val="0"/>
-          <w:sz w:val="28"/>
-          <w:szCs w:val="28"/>
-          <w:lang w:val="en"/>
-          <w14:ligatures w14:val="none"/>
+          <w:rFonts w:ascii="Segoe UI Emoji" w:hAnsi="Segoe UI Emoji" w:cs="Segoe UI Emoji"/>
+          <w:lang w:val="en"/>
         </w:rPr>
         <w:t>❓</w:t>
       </w:r>
       <w:r>
         <w:rPr>
-          <w:rFonts w:ascii="Arial" w:eastAsiaTheme="majorEastAsia" w:hAnsi="Arial" w:cstheme="majorBidi"/>
-          <w:color w:val="2F5496" w:themeColor="accent1" w:themeShade="BF"/>
-          <w:kern w:val="0"/>
-          <w:sz w:val="28"/>
-          <w:szCs w:val="28"/>
-          <w:lang w:val="en"/>
-          <w14:ligatures w14:val="none"/>
-        </w:rPr>
-        <w:t xml:space="preserve"> 4. Query String → </w:t>
+          <w:lang w:val="en"/>
+        </w:rPr>
+        <w:t xml:space="preserve"> 4. Query String </w:t>
+      </w:r>
+      <w:proofErr w:type="gramStart"/>
+      <w:r>
+        <w:rPr>
+          <w:lang w:val="en"/>
+        </w:rPr>
+        <w:t xml:space="preserve">→ </w:t>
       </w:r>
       <w:r>
         <w:rPr>
           <w:rFonts w:ascii="Roboto Mono" w:eastAsia="Roboto Mono" w:hAnsi="Roboto Mono" w:cs="Roboto Mono"/>
           <w:color w:val="188038"/>
-          <w:kern w:val="0"/>
-          <w:sz w:val="28"/>
-          <w:szCs w:val="28"/>
-          <w:lang w:val="en"/>
-          <w14:ligatures w14:val="none"/>
-        </w:rPr>
-        <w:t>?v=dQw4w9WgXcQ</w:t>
+          <w:lang w:val="en"/>
+        </w:rPr>
+        <w:t>?v</w:t>
+      </w:r>
+      <w:proofErr w:type="gramEnd"/>
+      <w:r>
+        <w:rPr>
+          <w:rFonts w:ascii="Roboto Mono" w:eastAsia="Roboto Mono" w:hAnsi="Roboto Mono" w:cs="Roboto Mono"/>
+          <w:color w:val="188038"/>
+          <w:lang w:val="en"/>
+        </w:rPr>
+        <w:t>=dQw4w9WgXcQ</w:t>
       </w:r>
     </w:p>
     <w:p>
@@ -12065,19 +12110,35 @@
         </w:rPr>
         <w:t xml:space="preserve">: </w:t>
       </w:r>
-      <w:r>
-        <w:rPr>
-          <w:rFonts w:ascii="Arial" w:eastAsia="Arial" w:hAnsi="Arial" w:cs="Arial"/>
-          <w:b/>
-          <w:color w:val="000000"/>
-          <w:kern w:val="0"/>
-          <w:sz w:val="22"/>
-          <w:szCs w:val="22"/>
-          <w:highlight w:val="darkGray"/>
-          <w:lang w:val="en"/>
-          <w14:ligatures w14:val="none"/>
-        </w:rPr>
-        <w:t>Chatgpt (GPT</w:t>
+      <w:proofErr w:type="spellStart"/>
+      <w:r>
+        <w:rPr>
+          <w:rFonts w:ascii="Arial" w:eastAsia="Arial" w:hAnsi="Arial" w:cs="Arial"/>
+          <w:b/>
+          <w:color w:val="000000"/>
+          <w:kern w:val="0"/>
+          <w:sz w:val="22"/>
+          <w:szCs w:val="22"/>
+          <w:highlight w:val="darkGray"/>
+          <w:lang w:val="en"/>
+          <w14:ligatures w14:val="none"/>
+        </w:rPr>
+        <w:t>Chatgpt</w:t>
+      </w:r>
+      <w:proofErr w:type="spellEnd"/>
+      <w:r>
+        <w:rPr>
+          <w:rFonts w:ascii="Arial" w:eastAsia="Arial" w:hAnsi="Arial" w:cs="Arial"/>
+          <w:b/>
+          <w:color w:val="000000"/>
+          <w:kern w:val="0"/>
+          <w:sz w:val="22"/>
+          <w:szCs w:val="22"/>
+          <w:highlight w:val="darkGray"/>
+          <w:lang w:val="en"/>
+          <w14:ligatures w14:val="none"/>
+        </w:rPr>
+        <w:t xml:space="preserve"> (GPT</w:t>
       </w:r>
       <w:r>
         <w:rPr>
@@ -12132,7 +12193,18 @@
           <w:lang w:val="en"/>
           <w14:ligatures w14:val="none"/>
         </w:rPr>
-        <w:t xml:space="preserve">Comes after the </w:t>
+        <w:t xml:space="preserve">Comes after </w:t>
+      </w:r>
+      <w:proofErr w:type="gramStart"/>
+      <w:r>
+        <w:rPr>
+          <w:rFonts w:ascii="Roboto Mono" w:eastAsia="Roboto Mono" w:hAnsi="Roboto Mono" w:cs="Arial"/>
+          <w:kern w:val="0"/>
+          <w:szCs w:val="22"/>
+          <w:lang w:val="en"/>
+          <w14:ligatures w14:val="none"/>
+        </w:rPr>
+        <w:t xml:space="preserve">the </w:t>
       </w:r>
       <w:r>
         <w:rPr>
@@ -12145,6 +12217,7 @@
         </w:rPr>
         <w:t>?</w:t>
       </w:r>
+      <w:proofErr w:type="gramEnd"/>
       <w:r>
         <w:rPr>
           <w:rFonts w:ascii="Roboto Mono" w:eastAsia="Roboto Mono" w:hAnsi="Roboto Mono" w:cs="Arial"/>
@@ -12420,41 +12493,23 @@
     </w:p>
     <w:p>
       <w:pPr>
-        <w:spacing w:before="160" w:after="80" w:line="276" w:lineRule="auto"/>
-        <w:outlineLvl w:val="1"/>
-        <w:rPr>
-          <w:rFonts w:asciiTheme="majorHAnsi" w:eastAsiaTheme="majorEastAsia" w:hAnsiTheme="majorHAnsi" w:cstheme="majorBidi"/>
-          <w:color w:val="2F5496" w:themeColor="accent1" w:themeShade="BF"/>
-          <w:kern w:val="0"/>
-          <w:sz w:val="32"/>
-          <w:szCs w:val="32"/>
-          <w:lang w:val="en"/>
-          <w14:ligatures w14:val="none"/>
+        <w:pStyle w:val="Heading2"/>
+        <w:rPr>
+          <w:lang w:val="en"/>
         </w:rPr>
       </w:pPr>
       <w:bookmarkStart w:id="31" w:name="_x4k0cbx4lnpa" w:colFirst="0" w:colLast="0"/>
       <w:bookmarkEnd w:id="31"/>
       <w:r>
         <w:rPr>
-          <w:rFonts w:ascii="Segoe UI Emoji" w:eastAsiaTheme="majorEastAsia" w:hAnsi="Segoe UI Emoji" w:cs="Segoe UI Emoji"/>
-          <w:color w:val="2F5496" w:themeColor="accent1" w:themeShade="BF"/>
-          <w:kern w:val="0"/>
-          <w:sz w:val="32"/>
-          <w:szCs w:val="32"/>
-          <w:lang w:val="en"/>
-          <w14:ligatures w14:val="none"/>
+          <w:rFonts w:ascii="Segoe UI Emoji" w:hAnsi="Segoe UI Emoji" w:cs="Segoe UI Emoji"/>
+          <w:lang w:val="en"/>
         </w:rPr>
         <w:t>🔄</w:t>
       </w:r>
       <w:r>
         <w:rPr>
-          <w:rFonts w:asciiTheme="majorHAnsi" w:eastAsiaTheme="majorEastAsia" w:hAnsiTheme="majorHAnsi" w:cstheme="majorBidi"/>
-          <w:color w:val="2F5496" w:themeColor="accent1" w:themeShade="BF"/>
-          <w:kern w:val="0"/>
-          <w:sz w:val="32"/>
-          <w:szCs w:val="32"/>
-          <w:lang w:val="en"/>
-          <w14:ligatures w14:val="none"/>
+          <w:lang w:val="en"/>
         </w:rPr>
         <w:t xml:space="preserve"> What Happens Behind the Scenes:</w:t>
       </w:r>
@@ -12498,19 +12553,35 @@
         </w:rPr>
         <w:t xml:space="preserve">: </w:t>
       </w:r>
-      <w:r>
-        <w:rPr>
-          <w:rFonts w:ascii="Arial" w:eastAsia="Arial" w:hAnsi="Arial" w:cs="Arial"/>
-          <w:b/>
-          <w:color w:val="000000"/>
-          <w:kern w:val="0"/>
-          <w:sz w:val="22"/>
-          <w:szCs w:val="22"/>
-          <w:highlight w:val="darkGray"/>
-          <w:lang w:val="en"/>
-          <w14:ligatures w14:val="none"/>
-        </w:rPr>
-        <w:t>Chatgpt (GPT</w:t>
+      <w:proofErr w:type="spellStart"/>
+      <w:r>
+        <w:rPr>
+          <w:rFonts w:ascii="Arial" w:eastAsia="Arial" w:hAnsi="Arial" w:cs="Arial"/>
+          <w:b/>
+          <w:color w:val="000000"/>
+          <w:kern w:val="0"/>
+          <w:sz w:val="22"/>
+          <w:szCs w:val="22"/>
+          <w:highlight w:val="darkGray"/>
+          <w:lang w:val="en"/>
+          <w14:ligatures w14:val="none"/>
+        </w:rPr>
+        <w:t>Chatgpt</w:t>
+      </w:r>
+      <w:proofErr w:type="spellEnd"/>
+      <w:r>
+        <w:rPr>
+          <w:rFonts w:ascii="Arial" w:eastAsia="Arial" w:hAnsi="Arial" w:cs="Arial"/>
+          <w:b/>
+          <w:color w:val="000000"/>
+          <w:kern w:val="0"/>
+          <w:sz w:val="22"/>
+          <w:szCs w:val="22"/>
+          <w:highlight w:val="darkGray"/>
+          <w:lang w:val="en"/>
+          <w14:ligatures w14:val="none"/>
+        </w:rPr>
+        <w:t xml:space="preserve"> (GPT</w:t>
       </w:r>
       <w:r>
         <w:rPr>
@@ -12896,6 +12967,7 @@
           <w:lang w:val="en"/>
           <w14:ligatures w14:val="none"/>
         </w:rPr>
+        <w:lastRenderedPageBreak/>
         <w:t>Browser displays</w:t>
       </w:r>
       <w:r>
@@ -14652,7 +14724,6 @@
     <w:next w:val="Normal"/>
     <w:link w:val="Heading2Char"/>
     <w:uiPriority w:val="9"/>
-    <w:semiHidden/>
     <w:unhideWhenUsed/>
     <w:qFormat/>
     <w:rsid w:val="00323147"/>
@@ -14675,7 +14746,6 @@
     <w:next w:val="Normal"/>
     <w:link w:val="Heading3Char"/>
     <w:uiPriority w:val="9"/>
-    <w:semiHidden/>
     <w:unhideWhenUsed/>
     <w:qFormat/>
     <w:rsid w:val="00323147"/>
@@ -14869,7 +14939,6 @@
     <w:basedOn w:val="DefaultParagraphFont"/>
     <w:link w:val="Heading2"/>
     <w:uiPriority w:val="9"/>
-    <w:semiHidden/>
     <w:rsid w:val="00323147"/>
     <w:rPr>
       <w:rFonts w:asciiTheme="majorHAnsi" w:eastAsiaTheme="majorEastAsia" w:hAnsiTheme="majorHAnsi" w:cstheme="majorBidi"/>
@@ -14883,7 +14952,6 @@
     <w:basedOn w:val="DefaultParagraphFont"/>
     <w:link w:val="Heading3"/>
     <w:uiPriority w:val="9"/>
-    <w:semiHidden/>
     <w:rsid w:val="00323147"/>
     <w:rPr>
       <w:rFonts w:eastAsiaTheme="majorEastAsia" w:cstheme="majorBidi"/>
